--- a/docs/common_code/02_reading_writing/02_reading_writing.docx
+++ b/docs/common_code/02_reading_writing/02_reading_writing.docx
@@ -7,7 +7,15 @@
         <w:pStyle w:val="Title"/>
       </w:pPr>
       <w:r>
-        <w:t xml:space="preserve">Common Code 02 - Reading and Writing</w:t>
+        <w:t xml:space="preserve">Common Code 02 — Reading and Writing Files</w:t>
+      </w:r>
+    </w:p>
+    <w:p>
+      <w:pPr>
+        <w:pStyle w:val="Subtitle"/>
+      </w:pPr>
+      <w:r>
+        <w:t xml:space="preserve">CSV, Excel, janitor cleaning, and a complete pipeline</w:t>
       </w:r>
     </w:p>
     <w:p>
@@ -18,26 +26,5514 @@
         <w:t xml:space="preserve">Bill Perry</w:t>
       </w:r>
     </w:p>
-    <w:bookmarkStart w:id="10" w:name="introduction-to-two-sample-t-test"/>
+    <w:p>
+      <w:pPr>
+        <w:pStyle w:val="Date"/>
+      </w:pPr>
+      <w:r>
+        <w:t xml:space="preserve">2026-06-26</w:t>
+      </w:r>
+    </w:p>
+    <w:bookmarkStart w:id="12" w:name="reading-and-writing-files"/>
     <w:p>
       <w:pPr>
         <w:pStyle w:val="Heading1"/>
       </w:pPr>
       <w:r>
-        <w:t xml:space="preserve">Introduction to Two-Sample t-Test</w:t>
-      </w:r>
-    </w:p>
-    <w:bookmarkStart w:id="9" w:name="background-and-theory"/>
-    <w:p>
-      <w:pPr>
-        <w:pStyle w:val="Heading2"/>
-      </w:pPr>
-      <w:r>
-        <w:t xml:space="preserve">Background and Theory</w:t>
-      </w:r>
-    </w:p>
-    <w:bookmarkEnd w:id="9"/>
-    <w:bookmarkEnd w:id="10"/>
+        <w:t xml:space="preserve">Reading and Writing Files</w:t>
+      </w:r>
+    </w:p>
+    <w:p>
+      <w:pPr>
+        <w:pStyle w:val="FirstParagraph"/>
+      </w:pPr>
+      <w:r>
+        <w:t xml:space="preserve">Nearly every analysis in this course starts the same way: read a raw data file,</w:t>
+      </w:r>
+      <w:r>
+        <w:t xml:space="preserve"> </w:t>
+      </w:r>
+      <w:r>
+        <w:t xml:space="preserve">clean it up, and save a tidy copy. This vignette covers the full pipeline from</w:t>
+      </w:r>
+      <w:r>
+        <w:t xml:space="preserve"> </w:t>
+      </w:r>
+      <w:r>
+        <w:t xml:space="preserve">raw file to clean data ready for analysis.</w:t>
+      </w:r>
+    </w:p>
+    <w:p>
+      <w:pPr>
+        <w:pStyle w:val="BlockText"/>
+      </w:pPr>
+      <w:r>
+        <w:t xml:space="preserve">⬇️</w:t>
+      </w:r>
+      <w:r>
+        <w:t xml:space="preserve"> </w:t>
+      </w:r>
+      <w:r>
+        <w:rPr>
+          <w:b/>
+          <w:bCs/>
+        </w:rPr>
+        <w:t xml:space="preserve">Download the companion R script</w:t>
+      </w:r>
+      <w:r>
+        <w:t xml:space="preserve"> </w:t>
+      </w:r>
+      <w:r>
+        <w:t xml:space="preserve">— all examples in one file ready to copy into your project:</w:t>
+      </w:r>
+      <w:r>
+        <w:t xml:space="preserve"> </w:t>
+      </w:r>
+      <w:hyperlink r:id="rId9">
+        <w:r>
+          <w:rPr>
+            <w:rStyle w:val="VerbatimChar"/>
+          </w:rPr>
+          <w:t xml:space="preserve">02_reading_writing.R</w:t>
+        </w:r>
+      </w:hyperlink>
+    </w:p>
+    <w:p>
+      <w:r>
+        <w:pict>
+          <v:rect style="width:0;height:1.5pt" o:hralign="center" o:hrstd="t" o:hr="t"/>
+        </w:pict>
+      </w:r>
+    </w:p>
+    <w:bookmarkStart w:id="11" w:name="packages-you-might-need"/>
+    <w:p>
+      <w:pPr>
+        <w:pStyle w:val="Heading3"/>
+      </w:pPr>
+      <w:r>
+        <w:t xml:space="preserve">Packages you might need</w:t>
+      </w:r>
+    </w:p>
+    <w:p>
+      <w:pPr>
+        <w:pStyle w:val="FirstParagraph"/>
+      </w:pPr>
+      <w:r>
+        <w:t xml:space="preserve">Install these once if you have not already (see</w:t>
+      </w:r>
+      <w:r>
+        <w:t xml:space="preserve"> </w:t>
+      </w:r>
+      <w:hyperlink r:id="rId10">
+        <w:r>
+          <w:rPr>
+            <w:rStyle w:val="Hyperlink"/>
+          </w:rPr>
+          <w:t xml:space="preserve">Common Code 01</w:t>
+        </w:r>
+      </w:hyperlink>
+      <w:r>
+        <w:t xml:space="preserve">):</w:t>
+      </w:r>
+    </w:p>
+    <w:p>
+      <w:pPr>
+        <w:pStyle w:val="SourceCode"/>
+      </w:pPr>
+      <w:r>
+        <w:rPr>
+          <w:rStyle w:val="FunctionTok"/>
+        </w:rPr>
+        <w:t xml:space="preserve">install.packages</w:t>
+      </w:r>
+      <w:r>
+        <w:rPr>
+          <w:rStyle w:val="NormalTok"/>
+        </w:rPr>
+        <w:t xml:space="preserve">(</w:t>
+      </w:r>
+      <w:r>
+        <w:rPr>
+          <w:rStyle w:val="StringTok"/>
+        </w:rPr>
+        <w:t xml:space="preserve">"tidyverse"</w:t>
+      </w:r>
+      <w:r>
+        <w:rPr>
+          <w:rStyle w:val="NormalTok"/>
+        </w:rPr>
+        <w:t xml:space="preserve">)   </w:t>
+      </w:r>
+      <w:r>
+        <w:rPr>
+          <w:rStyle w:val="CommentTok"/>
+        </w:rPr>
+        <w:t xml:space="preserve"># includes read_csv() and write_csv()</w:t>
+      </w:r>
+      <w:r>
+        <w:br/>
+      </w:r>
+      <w:r>
+        <w:rPr>
+          <w:rStyle w:val="FunctionTok"/>
+        </w:rPr>
+        <w:t xml:space="preserve">install.packages</w:t>
+      </w:r>
+      <w:r>
+        <w:rPr>
+          <w:rStyle w:val="NormalTok"/>
+        </w:rPr>
+        <w:t xml:space="preserve">(</w:t>
+      </w:r>
+      <w:r>
+        <w:rPr>
+          <w:rStyle w:val="StringTok"/>
+        </w:rPr>
+        <w:t xml:space="preserve">"readxl"</w:t>
+      </w:r>
+      <w:r>
+        <w:rPr>
+          <w:rStyle w:val="NormalTok"/>
+        </w:rPr>
+        <w:t xml:space="preserve">)      </w:t>
+      </w:r>
+      <w:r>
+        <w:rPr>
+          <w:rStyle w:val="CommentTok"/>
+        </w:rPr>
+        <w:t xml:space="preserve"># read_excel()</w:t>
+      </w:r>
+      <w:r>
+        <w:br/>
+      </w:r>
+      <w:r>
+        <w:rPr>
+          <w:rStyle w:val="FunctionTok"/>
+        </w:rPr>
+        <w:t xml:space="preserve">install.packages</w:t>
+      </w:r>
+      <w:r>
+        <w:rPr>
+          <w:rStyle w:val="NormalTok"/>
+        </w:rPr>
+        <w:t xml:space="preserve">(</w:t>
+      </w:r>
+      <w:r>
+        <w:rPr>
+          <w:rStyle w:val="StringTok"/>
+        </w:rPr>
+        <w:t xml:space="preserve">"writexl"</w:t>
+      </w:r>
+      <w:r>
+        <w:rPr>
+          <w:rStyle w:val="NormalTok"/>
+        </w:rPr>
+        <w:t xml:space="preserve">)     </w:t>
+      </w:r>
+      <w:r>
+        <w:rPr>
+          <w:rStyle w:val="CommentTok"/>
+        </w:rPr>
+        <w:t xml:space="preserve"># write_xlsx()</w:t>
+      </w:r>
+      <w:r>
+        <w:br/>
+      </w:r>
+      <w:r>
+        <w:rPr>
+          <w:rStyle w:val="FunctionTok"/>
+        </w:rPr>
+        <w:t xml:space="preserve">install.packages</w:t>
+      </w:r>
+      <w:r>
+        <w:rPr>
+          <w:rStyle w:val="NormalTok"/>
+        </w:rPr>
+        <w:t xml:space="preserve">(</w:t>
+      </w:r>
+      <w:r>
+        <w:rPr>
+          <w:rStyle w:val="StringTok"/>
+        </w:rPr>
+        <w:t xml:space="preserve">"janitor"</w:t>
+      </w:r>
+      <w:r>
+        <w:rPr>
+          <w:rStyle w:val="NormalTok"/>
+        </w:rPr>
+        <w:t xml:space="preserve">)     </w:t>
+      </w:r>
+      <w:r>
+        <w:rPr>
+          <w:rStyle w:val="CommentTok"/>
+        </w:rPr>
+        <w:t xml:space="preserve"># clean_names(), remove_empty(), tabyl()</w:t>
+      </w:r>
+      <w:r>
+        <w:br/>
+      </w:r>
+      <w:r>
+        <w:rPr>
+          <w:rStyle w:val="FunctionTok"/>
+        </w:rPr>
+        <w:t xml:space="preserve">install.packages</w:t>
+      </w:r>
+      <w:r>
+        <w:rPr>
+          <w:rStyle w:val="NormalTok"/>
+        </w:rPr>
+        <w:t xml:space="preserve">(</w:t>
+      </w:r>
+      <w:r>
+        <w:rPr>
+          <w:rStyle w:val="StringTok"/>
+        </w:rPr>
+        <w:t xml:space="preserve">"lubridate"</w:t>
+      </w:r>
+      <w:r>
+        <w:rPr>
+          <w:rStyle w:val="NormalTok"/>
+        </w:rPr>
+        <w:t xml:space="preserve">)   </w:t>
+      </w:r>
+      <w:r>
+        <w:rPr>
+          <w:rStyle w:val="CommentTok"/>
+        </w:rPr>
+        <w:t xml:space="preserve"># date parsing — ymd(), mdy(), dmy()</w:t>
+      </w:r>
+      <w:r>
+        <w:br/>
+      </w:r>
+      <w:r>
+        <w:rPr>
+          <w:rStyle w:val="FunctionTok"/>
+        </w:rPr>
+        <w:t xml:space="preserve">install.packages</w:t>
+      </w:r>
+      <w:r>
+        <w:rPr>
+          <w:rStyle w:val="NormalTok"/>
+        </w:rPr>
+        <w:t xml:space="preserve">(</w:t>
+      </w:r>
+      <w:r>
+        <w:rPr>
+          <w:rStyle w:val="StringTok"/>
+        </w:rPr>
+        <w:t xml:space="preserve">"skimr"</w:t>
+      </w:r>
+      <w:r>
+        <w:rPr>
+          <w:rStyle w:val="NormalTok"/>
+        </w:rPr>
+        <w:t xml:space="preserve">)       </w:t>
+      </w:r>
+      <w:r>
+        <w:rPr>
+          <w:rStyle w:val="CommentTok"/>
+        </w:rPr>
+        <w:t xml:space="preserve"># skim() for quick data summaries</w:t>
+      </w:r>
+    </w:p>
+    <w:p>
+      <w:pPr>
+        <w:pStyle w:val="FirstParagraph"/>
+      </w:pPr>
+      <w:r>
+        <w:t xml:space="preserve">Load them at the top of every script:</w:t>
+      </w:r>
+    </w:p>
+    <w:p>
+      <w:pPr>
+        <w:pStyle w:val="SourceCode"/>
+      </w:pPr>
+      <w:r>
+        <w:rPr>
+          <w:rStyle w:val="FunctionTok"/>
+        </w:rPr>
+        <w:t xml:space="preserve">library</w:t>
+      </w:r>
+      <w:r>
+        <w:rPr>
+          <w:rStyle w:val="NormalTok"/>
+        </w:rPr>
+        <w:t xml:space="preserve">(tidyverse)</w:t>
+      </w:r>
+      <w:r>
+        <w:br/>
+      </w:r>
+      <w:r>
+        <w:rPr>
+          <w:rStyle w:val="FunctionTok"/>
+        </w:rPr>
+        <w:t xml:space="preserve">library</w:t>
+      </w:r>
+      <w:r>
+        <w:rPr>
+          <w:rStyle w:val="NormalTok"/>
+        </w:rPr>
+        <w:t xml:space="preserve">(readxl)</w:t>
+      </w:r>
+      <w:r>
+        <w:br/>
+      </w:r>
+      <w:r>
+        <w:rPr>
+          <w:rStyle w:val="FunctionTok"/>
+        </w:rPr>
+        <w:t xml:space="preserve">library</w:t>
+      </w:r>
+      <w:r>
+        <w:rPr>
+          <w:rStyle w:val="NormalTok"/>
+        </w:rPr>
+        <w:t xml:space="preserve">(writexl)</w:t>
+      </w:r>
+      <w:r>
+        <w:br/>
+      </w:r>
+      <w:r>
+        <w:rPr>
+          <w:rStyle w:val="FunctionTok"/>
+        </w:rPr>
+        <w:t xml:space="preserve">library</w:t>
+      </w:r>
+      <w:r>
+        <w:rPr>
+          <w:rStyle w:val="NormalTok"/>
+        </w:rPr>
+        <w:t xml:space="preserve">(janitor)</w:t>
+      </w:r>
+      <w:r>
+        <w:br/>
+      </w:r>
+      <w:r>
+        <w:rPr>
+          <w:rStyle w:val="FunctionTok"/>
+        </w:rPr>
+        <w:t xml:space="preserve">library</w:t>
+      </w:r>
+      <w:r>
+        <w:rPr>
+          <w:rStyle w:val="NormalTok"/>
+        </w:rPr>
+        <w:t xml:space="preserve">(lubridate)</w:t>
+      </w:r>
+    </w:p>
+    <w:p>
+      <w:r>
+        <w:pict>
+          <v:rect style="width:0;height:1.5pt" o:hralign="center" o:hrstd="t" o:hr="t"/>
+        </w:pict>
+      </w:r>
+    </w:p>
+    <w:bookmarkEnd w:id="11"/>
+    <w:bookmarkEnd w:id="12"/>
+    <w:bookmarkStart w:id="17" w:name="reading-csv-files"/>
+    <w:p>
+      <w:pPr>
+        <w:pStyle w:val="Heading1"/>
+      </w:pPr>
+      <w:r>
+        <w:t xml:space="preserve">1 · Reading CSV Files</w:t>
+      </w:r>
+    </w:p>
+    <w:p>
+      <w:pPr>
+        <w:pStyle w:val="FirstParagraph"/>
+      </w:pPr>
+      <w:r>
+        <w:rPr>
+          <w:rStyle w:val="VerbatimChar"/>
+        </w:rPr>
+        <w:t xml:space="preserve">read_csv()</w:t>
+      </w:r>
+      <w:r>
+        <w:t xml:space="preserve"> </w:t>
+      </w:r>
+      <w:r>
+        <w:t xml:space="preserve">from the tidyverse is preferred over base R’s</w:t>
+      </w:r>
+      <w:r>
+        <w:t xml:space="preserve"> </w:t>
+      </w:r>
+      <w:r>
+        <w:rPr>
+          <w:rStyle w:val="VerbatimChar"/>
+        </w:rPr>
+        <w:t xml:space="preserve">read.csv()</w:t>
+      </w:r>
+      <w:r>
+        <w:t xml:space="preserve"> </w:t>
+      </w:r>
+      <w:r>
+        <w:t xml:space="preserve">— it is faster, never converts strings to factors automatically, and gives cleaner column-type messages.</w:t>
+      </w:r>
+    </w:p>
+    <w:bookmarkStart w:id="13" w:name="basic-read"/>
+    <w:p>
+      <w:pPr>
+        <w:pStyle w:val="Heading3"/>
+      </w:pPr>
+      <w:r>
+        <w:t xml:space="preserve">Basic read</w:t>
+      </w:r>
+    </w:p>
+    <w:p>
+      <w:pPr>
+        <w:pStyle w:val="SourceCode"/>
+      </w:pPr>
+      <w:r>
+        <w:rPr>
+          <w:rStyle w:val="NormalTok"/>
+        </w:rPr>
+        <w:t xml:space="preserve">my_data </w:t>
+      </w:r>
+      <w:r>
+        <w:rPr>
+          <w:rStyle w:val="OtherTok"/>
+        </w:rPr>
+        <w:t xml:space="preserve">&lt;-</w:t>
+      </w:r>
+      <w:r>
+        <w:rPr>
+          <w:rStyle w:val="NormalTok"/>
+        </w:rPr>
+        <w:t xml:space="preserve"> </w:t>
+      </w:r>
+      <w:r>
+        <w:rPr>
+          <w:rStyle w:val="FunctionTok"/>
+        </w:rPr>
+        <w:t xml:space="preserve">read_csv</w:t>
+      </w:r>
+      <w:r>
+        <w:rPr>
+          <w:rStyle w:val="NormalTok"/>
+        </w:rPr>
+        <w:t xml:space="preserve">(</w:t>
+      </w:r>
+      <w:r>
+        <w:rPr>
+          <w:rStyle w:val="StringTok"/>
+        </w:rPr>
+        <w:t xml:space="preserve">"data_raw/my_file.csv"</w:t>
+      </w:r>
+      <w:r>
+        <w:rPr>
+          <w:rStyle w:val="NormalTok"/>
+        </w:rPr>
+        <w:t xml:space="preserve">)</w:t>
+      </w:r>
+    </w:p>
+    <w:p>
+      <w:pPr>
+        <w:pStyle w:val="BlockText"/>
+      </w:pPr>
+      <w:r>
+        <w:t xml:space="preserve">💡</w:t>
+      </w:r>
+      <w:r>
+        <w:t xml:space="preserve"> </w:t>
+      </w:r>
+      <w:r>
+        <w:rPr>
+          <w:b/>
+          <w:bCs/>
+        </w:rPr>
+        <w:t xml:space="preserve">Key idea:</w:t>
+      </w:r>
+      <w:r>
+        <w:t xml:space="preserve"> </w:t>
+      </w:r>
+      <w:r>
+        <w:t xml:space="preserve">Always use a relative path starting from your project folder root —</w:t>
+      </w:r>
+      <w:r>
+        <w:t xml:space="preserve"> </w:t>
+      </w:r>
+      <w:r>
+        <w:rPr>
+          <w:rStyle w:val="VerbatimChar"/>
+        </w:rPr>
+        <w:t xml:space="preserve">"data_raw/my_file.csv"</w:t>
+      </w:r>
+      <w:r>
+        <w:t xml:space="preserve"> </w:t>
+      </w:r>
+      <w:r>
+        <w:t xml:space="preserve">not</w:t>
+      </w:r>
+      <w:r>
+        <w:t xml:space="preserve"> </w:t>
+      </w:r>
+      <w:r>
+        <w:rPr>
+          <w:rStyle w:val="VerbatimChar"/>
+        </w:rPr>
+        <w:t xml:space="preserve">"C:/Users/..."</w:t>
+      </w:r>
+      <w:r>
+        <w:t xml:space="preserve">. Relative paths work on any computer that has the same project folder structure.</w:t>
+      </w:r>
+    </w:p>
+    <w:bookmarkEnd w:id="13"/>
+    <w:bookmarkStart w:id="14" w:name="skip-header-rows"/>
+    <w:p>
+      <w:pPr>
+        <w:pStyle w:val="Heading3"/>
+      </w:pPr>
+      <w:r>
+        <w:t xml:space="preserve">Skip header rows</w:t>
+      </w:r>
+    </w:p>
+    <w:p>
+      <w:pPr>
+        <w:pStyle w:val="FirstParagraph"/>
+      </w:pPr>
+      <w:r>
+        <w:t xml:space="preserve">Some files have a title or metadata row above the actual column names:</w:t>
+      </w:r>
+    </w:p>
+    <w:p>
+      <w:pPr>
+        <w:pStyle w:val="SourceCode"/>
+      </w:pPr>
+      <w:r>
+        <w:rPr>
+          <w:rStyle w:val="NormalTok"/>
+        </w:rPr>
+        <w:t xml:space="preserve">my_data </w:t>
+      </w:r>
+      <w:r>
+        <w:rPr>
+          <w:rStyle w:val="OtherTok"/>
+        </w:rPr>
+        <w:t xml:space="preserve">&lt;-</w:t>
+      </w:r>
+      <w:r>
+        <w:rPr>
+          <w:rStyle w:val="NormalTok"/>
+        </w:rPr>
+        <w:t xml:space="preserve"> </w:t>
+      </w:r>
+      <w:r>
+        <w:rPr>
+          <w:rStyle w:val="FunctionTok"/>
+        </w:rPr>
+        <w:t xml:space="preserve">read_csv</w:t>
+      </w:r>
+      <w:r>
+        <w:rPr>
+          <w:rStyle w:val="NormalTok"/>
+        </w:rPr>
+        <w:t xml:space="preserve">(</w:t>
+      </w:r>
+      <w:r>
+        <w:rPr>
+          <w:rStyle w:val="StringTok"/>
+        </w:rPr>
+        <w:t xml:space="preserve">"data_raw/my_file.csv"</w:t>
+      </w:r>
+      <w:r>
+        <w:rPr>
+          <w:rStyle w:val="NormalTok"/>
+        </w:rPr>
+        <w:t xml:space="preserve">, </w:t>
+      </w:r>
+      <w:r>
+        <w:rPr>
+          <w:rStyle w:val="AttributeTok"/>
+        </w:rPr>
+        <w:t xml:space="preserve">skip =</w:t>
+      </w:r>
+      <w:r>
+        <w:rPr>
+          <w:rStyle w:val="NormalTok"/>
+        </w:rPr>
+        <w:t xml:space="preserve"> </w:t>
+      </w:r>
+      <w:r>
+        <w:rPr>
+          <w:rStyle w:val="DecValTok"/>
+        </w:rPr>
+        <w:t xml:space="preserve">2</w:t>
+      </w:r>
+      <w:r>
+        <w:rPr>
+          <w:rStyle w:val="NormalTok"/>
+        </w:rPr>
+        <w:t xml:space="preserve">)</w:t>
+      </w:r>
+    </w:p>
+    <w:bookmarkEnd w:id="14"/>
+    <w:bookmarkStart w:id="15" w:name="specify-column-types"/>
+    <w:p>
+      <w:pPr>
+        <w:pStyle w:val="Heading3"/>
+      </w:pPr>
+      <w:r>
+        <w:t xml:space="preserve">Specify column types</w:t>
+      </w:r>
+    </w:p>
+    <w:p>
+      <w:pPr>
+        <w:pStyle w:val="FirstParagraph"/>
+      </w:pPr>
+      <w:r>
+        <w:t xml:space="preserve">Let R know what each column should be rather than guessing:</w:t>
+      </w:r>
+    </w:p>
+    <w:p>
+      <w:pPr>
+        <w:pStyle w:val="SourceCode"/>
+      </w:pPr>
+      <w:r>
+        <w:rPr>
+          <w:rStyle w:val="NormalTok"/>
+        </w:rPr>
+        <w:t xml:space="preserve">my_data </w:t>
+      </w:r>
+      <w:r>
+        <w:rPr>
+          <w:rStyle w:val="OtherTok"/>
+        </w:rPr>
+        <w:t xml:space="preserve">&lt;-</w:t>
+      </w:r>
+      <w:r>
+        <w:rPr>
+          <w:rStyle w:val="NormalTok"/>
+        </w:rPr>
+        <w:t xml:space="preserve"> </w:t>
+      </w:r>
+      <w:r>
+        <w:rPr>
+          <w:rStyle w:val="FunctionTok"/>
+        </w:rPr>
+        <w:t xml:space="preserve">read_csv</w:t>
+      </w:r>
+      <w:r>
+        <w:rPr>
+          <w:rStyle w:val="NormalTok"/>
+        </w:rPr>
+        <w:t xml:space="preserve">(</w:t>
+      </w:r>
+      <w:r>
+        <w:br/>
+      </w:r>
+      <w:r>
+        <w:rPr>
+          <w:rStyle w:val="NormalTok"/>
+        </w:rPr>
+        <w:t xml:space="preserve">  </w:t>
+      </w:r>
+      <w:r>
+        <w:rPr>
+          <w:rStyle w:val="StringTok"/>
+        </w:rPr>
+        <w:t xml:space="preserve">"data_raw/my_file.csv"</w:t>
+      </w:r>
+      <w:r>
+        <w:rPr>
+          <w:rStyle w:val="NormalTok"/>
+        </w:rPr>
+        <w:t xml:space="preserve">,</w:t>
+      </w:r>
+      <w:r>
+        <w:br/>
+      </w:r>
+      <w:r>
+        <w:rPr>
+          <w:rStyle w:val="NormalTok"/>
+        </w:rPr>
+        <w:t xml:space="preserve">  </w:t>
+      </w:r>
+      <w:r>
+        <w:rPr>
+          <w:rStyle w:val="AttributeTok"/>
+        </w:rPr>
+        <w:t xml:space="preserve">col_types =</w:t>
+      </w:r>
+      <w:r>
+        <w:rPr>
+          <w:rStyle w:val="NormalTok"/>
+        </w:rPr>
+        <w:t xml:space="preserve"> </w:t>
+      </w:r>
+      <w:r>
+        <w:rPr>
+          <w:rStyle w:val="FunctionTok"/>
+        </w:rPr>
+        <w:t xml:space="preserve">cols</w:t>
+      </w:r>
+      <w:r>
+        <w:rPr>
+          <w:rStyle w:val="NormalTok"/>
+        </w:rPr>
+        <w:t xml:space="preserve">(</w:t>
+      </w:r>
+      <w:r>
+        <w:br/>
+      </w:r>
+      <w:r>
+        <w:rPr>
+          <w:rStyle w:val="NormalTok"/>
+        </w:rPr>
+        <w:t xml:space="preserve">    </w:t>
+      </w:r>
+      <w:r>
+        <w:rPr>
+          <w:rStyle w:val="AttributeTok"/>
+        </w:rPr>
+        <w:t xml:space="preserve">site      =</w:t>
+      </w:r>
+      <w:r>
+        <w:rPr>
+          <w:rStyle w:val="NormalTok"/>
+        </w:rPr>
+        <w:t xml:space="preserve"> </w:t>
+      </w:r>
+      <w:r>
+        <w:rPr>
+          <w:rStyle w:val="FunctionTok"/>
+        </w:rPr>
+        <w:t xml:space="preserve">col_character</w:t>
+      </w:r>
+      <w:r>
+        <w:rPr>
+          <w:rStyle w:val="NormalTok"/>
+        </w:rPr>
+        <w:t xml:space="preserve">(),</w:t>
+      </w:r>
+      <w:r>
+        <w:br/>
+      </w:r>
+      <w:r>
+        <w:rPr>
+          <w:rStyle w:val="NormalTok"/>
+        </w:rPr>
+        <w:t xml:space="preserve">    </w:t>
+      </w:r>
+      <w:r>
+        <w:rPr>
+          <w:rStyle w:val="AttributeTok"/>
+        </w:rPr>
+        <w:t xml:space="preserve">date      =</w:t>
+      </w:r>
+      <w:r>
+        <w:rPr>
+          <w:rStyle w:val="NormalTok"/>
+        </w:rPr>
+        <w:t xml:space="preserve"> </w:t>
+      </w:r>
+      <w:r>
+        <w:rPr>
+          <w:rStyle w:val="FunctionTok"/>
+        </w:rPr>
+        <w:t xml:space="preserve">col_date</w:t>
+      </w:r>
+      <w:r>
+        <w:rPr>
+          <w:rStyle w:val="NormalTok"/>
+        </w:rPr>
+        <w:t xml:space="preserve">(</w:t>
+      </w:r>
+      <w:r>
+        <w:rPr>
+          <w:rStyle w:val="AttributeTok"/>
+        </w:rPr>
+        <w:t xml:space="preserve">format =</w:t>
+      </w:r>
+      <w:r>
+        <w:rPr>
+          <w:rStyle w:val="NormalTok"/>
+        </w:rPr>
+        <w:t xml:space="preserve"> </w:t>
+      </w:r>
+      <w:r>
+        <w:rPr>
+          <w:rStyle w:val="StringTok"/>
+        </w:rPr>
+        <w:t xml:space="preserve">"%Y-%m-%d"</w:t>
+      </w:r>
+      <w:r>
+        <w:rPr>
+          <w:rStyle w:val="NormalTok"/>
+        </w:rPr>
+        <w:t xml:space="preserve">),</w:t>
+      </w:r>
+      <w:r>
+        <w:br/>
+      </w:r>
+      <w:r>
+        <w:rPr>
+          <w:rStyle w:val="NormalTok"/>
+        </w:rPr>
+        <w:t xml:space="preserve">    </w:t>
+      </w:r>
+      <w:r>
+        <w:rPr>
+          <w:rStyle w:val="AttributeTok"/>
+        </w:rPr>
+        <w:t xml:space="preserve">length_mm =</w:t>
+      </w:r>
+      <w:r>
+        <w:rPr>
+          <w:rStyle w:val="NormalTok"/>
+        </w:rPr>
+        <w:t xml:space="preserve"> </w:t>
+      </w:r>
+      <w:r>
+        <w:rPr>
+          <w:rStyle w:val="FunctionTok"/>
+        </w:rPr>
+        <w:t xml:space="preserve">col_double</w:t>
+      </w:r>
+      <w:r>
+        <w:rPr>
+          <w:rStyle w:val="NormalTok"/>
+        </w:rPr>
+        <w:t xml:space="preserve">(),</w:t>
+      </w:r>
+      <w:r>
+        <w:br/>
+      </w:r>
+      <w:r>
+        <w:rPr>
+          <w:rStyle w:val="NormalTok"/>
+        </w:rPr>
+        <w:t xml:space="preserve">    </w:t>
+      </w:r>
+      <w:r>
+        <w:rPr>
+          <w:rStyle w:val="AttributeTok"/>
+        </w:rPr>
+        <w:t xml:space="preserve">count     =</w:t>
+      </w:r>
+      <w:r>
+        <w:rPr>
+          <w:rStyle w:val="NormalTok"/>
+        </w:rPr>
+        <w:t xml:space="preserve"> </w:t>
+      </w:r>
+      <w:r>
+        <w:rPr>
+          <w:rStyle w:val="FunctionTok"/>
+        </w:rPr>
+        <w:t xml:space="preserve">col_integer</w:t>
+      </w:r>
+      <w:r>
+        <w:rPr>
+          <w:rStyle w:val="NormalTok"/>
+        </w:rPr>
+        <w:t xml:space="preserve">()</w:t>
+      </w:r>
+      <w:r>
+        <w:br/>
+      </w:r>
+      <w:r>
+        <w:rPr>
+          <w:rStyle w:val="NormalTok"/>
+        </w:rPr>
+        <w:t xml:space="preserve">  )</w:t>
+      </w:r>
+      <w:r>
+        <w:br/>
+      </w:r>
+      <w:r>
+        <w:rPr>
+          <w:rStyle w:val="NormalTok"/>
+        </w:rPr>
+        <w:t xml:space="preserve">)</w:t>
+      </w:r>
+    </w:p>
+    <w:bookmarkEnd w:id="15"/>
+    <w:bookmarkStart w:id="16" w:name="handle-custom-na-strings"/>
+    <w:p>
+      <w:pPr>
+        <w:pStyle w:val="Heading3"/>
+      </w:pPr>
+      <w:r>
+        <w:t xml:space="preserve">Handle custom NA strings</w:t>
+      </w:r>
+    </w:p>
+    <w:p>
+      <w:pPr>
+        <w:pStyle w:val="FirstParagraph"/>
+      </w:pPr>
+      <w:r>
+        <w:t xml:space="preserve">Field data often uses</w:t>
+      </w:r>
+      <w:r>
+        <w:t xml:space="preserve"> </w:t>
+      </w:r>
+      <w:r>
+        <w:rPr>
+          <w:rStyle w:val="VerbatimChar"/>
+        </w:rPr>
+        <w:t xml:space="preserve">.</w:t>
+      </w:r>
+      <w:r>
+        <w:t xml:space="preserve">,</w:t>
+      </w:r>
+      <w:r>
+        <w:t xml:space="preserve"> </w:t>
+      </w:r>
+      <w:r>
+        <w:rPr>
+          <w:rStyle w:val="VerbatimChar"/>
+        </w:rPr>
+        <w:t xml:space="preserve">-999</w:t>
+      </w:r>
+      <w:r>
+        <w:t xml:space="preserve">, or</w:t>
+      </w:r>
+      <w:r>
+        <w:t xml:space="preserve"> </w:t>
+      </w:r>
+      <w:r>
+        <w:rPr>
+          <w:rStyle w:val="VerbatimChar"/>
+        </w:rPr>
+        <w:t xml:space="preserve">N/A</w:t>
+      </w:r>
+      <w:r>
+        <w:t xml:space="preserve"> </w:t>
+      </w:r>
+      <w:r>
+        <w:t xml:space="preserve">to mark missing values. Tell R about them at import so they become proper</w:t>
+      </w:r>
+      <w:r>
+        <w:t xml:space="preserve"> </w:t>
+      </w:r>
+      <w:r>
+        <w:rPr>
+          <w:rStyle w:val="VerbatimChar"/>
+        </w:rPr>
+        <w:t xml:space="preserve">NA</w:t>
+      </w:r>
+      <w:r>
+        <w:t xml:space="preserve">:</w:t>
+      </w:r>
+    </w:p>
+    <w:p>
+      <w:pPr>
+        <w:pStyle w:val="SourceCode"/>
+      </w:pPr>
+      <w:r>
+        <w:rPr>
+          <w:rStyle w:val="NormalTok"/>
+        </w:rPr>
+        <w:t xml:space="preserve">my_data </w:t>
+      </w:r>
+      <w:r>
+        <w:rPr>
+          <w:rStyle w:val="OtherTok"/>
+        </w:rPr>
+        <w:t xml:space="preserve">&lt;-</w:t>
+      </w:r>
+      <w:r>
+        <w:rPr>
+          <w:rStyle w:val="NormalTok"/>
+        </w:rPr>
+        <w:t xml:space="preserve"> </w:t>
+      </w:r>
+      <w:r>
+        <w:rPr>
+          <w:rStyle w:val="FunctionTok"/>
+        </w:rPr>
+        <w:t xml:space="preserve">read_csv</w:t>
+      </w:r>
+      <w:r>
+        <w:rPr>
+          <w:rStyle w:val="NormalTok"/>
+        </w:rPr>
+        <w:t xml:space="preserve">(</w:t>
+      </w:r>
+      <w:r>
+        <w:br/>
+      </w:r>
+      <w:r>
+        <w:rPr>
+          <w:rStyle w:val="NormalTok"/>
+        </w:rPr>
+        <w:t xml:space="preserve">  </w:t>
+      </w:r>
+      <w:r>
+        <w:rPr>
+          <w:rStyle w:val="StringTok"/>
+        </w:rPr>
+        <w:t xml:space="preserve">"data_raw/my_file.csv"</w:t>
+      </w:r>
+      <w:r>
+        <w:rPr>
+          <w:rStyle w:val="NormalTok"/>
+        </w:rPr>
+        <w:t xml:space="preserve">,</w:t>
+      </w:r>
+      <w:r>
+        <w:br/>
+      </w:r>
+      <w:r>
+        <w:rPr>
+          <w:rStyle w:val="NormalTok"/>
+        </w:rPr>
+        <w:t xml:space="preserve">  </w:t>
+      </w:r>
+      <w:r>
+        <w:rPr>
+          <w:rStyle w:val="AttributeTok"/>
+        </w:rPr>
+        <w:t xml:space="preserve">na =</w:t>
+      </w:r>
+      <w:r>
+        <w:rPr>
+          <w:rStyle w:val="NormalTok"/>
+        </w:rPr>
+        <w:t xml:space="preserve"> </w:t>
+      </w:r>
+      <w:r>
+        <w:rPr>
+          <w:rStyle w:val="FunctionTok"/>
+        </w:rPr>
+        <w:t xml:space="preserve">c</w:t>
+      </w:r>
+      <w:r>
+        <w:rPr>
+          <w:rStyle w:val="NormalTok"/>
+        </w:rPr>
+        <w:t xml:space="preserve">(</w:t>
+      </w:r>
+      <w:r>
+        <w:rPr>
+          <w:rStyle w:val="StringTok"/>
+        </w:rPr>
+        <w:t xml:space="preserve">""</w:t>
+      </w:r>
+      <w:r>
+        <w:rPr>
+          <w:rStyle w:val="NormalTok"/>
+        </w:rPr>
+        <w:t xml:space="preserve">, </w:t>
+      </w:r>
+      <w:r>
+        <w:rPr>
+          <w:rStyle w:val="StringTok"/>
+        </w:rPr>
+        <w:t xml:space="preserve">"NA"</w:t>
+      </w:r>
+      <w:r>
+        <w:rPr>
+          <w:rStyle w:val="NormalTok"/>
+        </w:rPr>
+        <w:t xml:space="preserve">, </w:t>
+      </w:r>
+      <w:r>
+        <w:rPr>
+          <w:rStyle w:val="StringTok"/>
+        </w:rPr>
+        <w:t xml:space="preserve">"N/A"</w:t>
+      </w:r>
+      <w:r>
+        <w:rPr>
+          <w:rStyle w:val="NormalTok"/>
+        </w:rPr>
+        <w:t xml:space="preserve">, </w:t>
+      </w:r>
+      <w:r>
+        <w:rPr>
+          <w:rStyle w:val="StringTok"/>
+        </w:rPr>
+        <w:t xml:space="preserve">"."</w:t>
+      </w:r>
+      <w:r>
+        <w:rPr>
+          <w:rStyle w:val="NormalTok"/>
+        </w:rPr>
+        <w:t xml:space="preserve">, </w:t>
+      </w:r>
+      <w:r>
+        <w:rPr>
+          <w:rStyle w:val="StringTok"/>
+        </w:rPr>
+        <w:t xml:space="preserve">"-999"</w:t>
+      </w:r>
+      <w:r>
+        <w:rPr>
+          <w:rStyle w:val="NormalTok"/>
+        </w:rPr>
+        <w:t xml:space="preserve">)</w:t>
+      </w:r>
+      <w:r>
+        <w:br/>
+      </w:r>
+      <w:r>
+        <w:rPr>
+          <w:rStyle w:val="NormalTok"/>
+        </w:rPr>
+        <w:t xml:space="preserve">)</w:t>
+      </w:r>
+    </w:p>
+    <w:p>
+      <w:pPr>
+        <w:pStyle w:val="BlockText"/>
+      </w:pPr>
+      <w:r>
+        <w:t xml:space="preserve">⚠️</w:t>
+      </w:r>
+      <w:r>
+        <w:t xml:space="preserve"> </w:t>
+      </w:r>
+      <w:r>
+        <w:rPr>
+          <w:b/>
+          <w:bCs/>
+        </w:rPr>
+        <w:t xml:space="preserve">Watch out!</w:t>
+      </w:r>
+      <w:r>
+        <w:t xml:space="preserve"> </w:t>
+      </w:r>
+      <w:r>
+        <w:t xml:space="preserve">If you do not declare your NA strings at import,</w:t>
+      </w:r>
+      <w:r>
+        <w:t xml:space="preserve"> </w:t>
+      </w:r>
+      <w:r>
+        <w:rPr>
+          <w:rStyle w:val="VerbatimChar"/>
+        </w:rPr>
+        <w:t xml:space="preserve">-999</w:t>
+      </w:r>
+      <w:r>
+        <w:t xml:space="preserve"> </w:t>
+      </w:r>
+      <w:r>
+        <w:t xml:space="preserve">will be read as a real number and will silently skew your means and plots.</w:t>
+      </w:r>
+    </w:p>
+    <w:p>
+      <w:r>
+        <w:pict>
+          <v:rect style="width:0;height:1.5pt" o:hralign="center" o:hrstd="t" o:hr="t"/>
+        </w:pict>
+      </w:r>
+    </w:p>
+    <w:bookmarkEnd w:id="16"/>
+    <w:bookmarkEnd w:id="17"/>
+    <w:bookmarkStart w:id="23" w:name="reading-excel-files"/>
+    <w:p>
+      <w:pPr>
+        <w:pStyle w:val="Heading1"/>
+      </w:pPr>
+      <w:r>
+        <w:t xml:space="preserve">2 · Reading Excel Files</w:t>
+      </w:r>
+    </w:p>
+    <w:p>
+      <w:pPr>
+        <w:pStyle w:val="FirstParagraph"/>
+      </w:pPr>
+      <w:r>
+        <w:rPr>
+          <w:rStyle w:val="VerbatimChar"/>
+        </w:rPr>
+        <w:t xml:space="preserve">read_excel()</w:t>
+      </w:r>
+      <w:r>
+        <w:t xml:space="preserve"> </w:t>
+      </w:r>
+      <w:r>
+        <w:t xml:space="preserve">from the</w:t>
+      </w:r>
+      <w:r>
+        <w:t xml:space="preserve"> </w:t>
+      </w:r>
+      <w:r>
+        <w:rPr>
+          <w:rStyle w:val="VerbatimChar"/>
+        </w:rPr>
+        <w:t xml:space="preserve">readxl</w:t>
+      </w:r>
+      <w:r>
+        <w:t xml:space="preserve"> </w:t>
+      </w:r>
+      <w:r>
+        <w:t xml:space="preserve">package handles both</w:t>
+      </w:r>
+      <w:r>
+        <w:t xml:space="preserve"> </w:t>
+      </w:r>
+      <w:r>
+        <w:rPr>
+          <w:rStyle w:val="VerbatimChar"/>
+        </w:rPr>
+        <w:t xml:space="preserve">.xlsx</w:t>
+      </w:r>
+      <w:r>
+        <w:t xml:space="preserve"> </w:t>
+      </w:r>
+      <w:r>
+        <w:t xml:space="preserve">and</w:t>
+      </w:r>
+      <w:r>
+        <w:t xml:space="preserve"> </w:t>
+      </w:r>
+      <w:r>
+        <w:rPr>
+          <w:rStyle w:val="VerbatimChar"/>
+        </w:rPr>
+        <w:t xml:space="preserve">.xls</w:t>
+      </w:r>
+      <w:r>
+        <w:t xml:space="preserve"> </w:t>
+      </w:r>
+      <w:r>
+        <w:t xml:space="preserve">files without needing Excel or Java installed.</w:t>
+      </w:r>
+    </w:p>
+    <w:bookmarkStart w:id="18" w:name="basic-read-1"/>
+    <w:p>
+      <w:pPr>
+        <w:pStyle w:val="Heading3"/>
+      </w:pPr>
+      <w:r>
+        <w:t xml:space="preserve">Basic read</w:t>
+      </w:r>
+    </w:p>
+    <w:p>
+      <w:pPr>
+        <w:pStyle w:val="SourceCode"/>
+      </w:pPr>
+      <w:r>
+        <w:rPr>
+          <w:rStyle w:val="NormalTok"/>
+        </w:rPr>
+        <w:t xml:space="preserve">my_data </w:t>
+      </w:r>
+      <w:r>
+        <w:rPr>
+          <w:rStyle w:val="OtherTok"/>
+        </w:rPr>
+        <w:t xml:space="preserve">&lt;-</w:t>
+      </w:r>
+      <w:r>
+        <w:rPr>
+          <w:rStyle w:val="NormalTok"/>
+        </w:rPr>
+        <w:t xml:space="preserve"> </w:t>
+      </w:r>
+      <w:r>
+        <w:rPr>
+          <w:rStyle w:val="FunctionTok"/>
+        </w:rPr>
+        <w:t xml:space="preserve">read_excel</w:t>
+      </w:r>
+      <w:r>
+        <w:rPr>
+          <w:rStyle w:val="NormalTok"/>
+        </w:rPr>
+        <w:t xml:space="preserve">(</w:t>
+      </w:r>
+      <w:r>
+        <w:rPr>
+          <w:rStyle w:val="StringTok"/>
+        </w:rPr>
+        <w:t xml:space="preserve">"data_raw/my_file.xlsx"</w:t>
+      </w:r>
+      <w:r>
+        <w:rPr>
+          <w:rStyle w:val="NormalTok"/>
+        </w:rPr>
+        <w:t xml:space="preserve">)</w:t>
+      </w:r>
+    </w:p>
+    <w:bookmarkEnd w:id="18"/>
+    <w:bookmarkStart w:id="19" w:name="read-a-specific-sheet"/>
+    <w:p>
+      <w:pPr>
+        <w:pStyle w:val="Heading3"/>
+      </w:pPr>
+      <w:r>
+        <w:t xml:space="preserve">Read a specific sheet</w:t>
+      </w:r>
+    </w:p>
+    <w:p>
+      <w:pPr>
+        <w:pStyle w:val="SourceCode"/>
+      </w:pPr>
+      <w:r>
+        <w:rPr>
+          <w:rStyle w:val="CommentTok"/>
+        </w:rPr>
+        <w:t xml:space="preserve"># By name</w:t>
+      </w:r>
+      <w:r>
+        <w:br/>
+      </w:r>
+      <w:r>
+        <w:rPr>
+          <w:rStyle w:val="NormalTok"/>
+        </w:rPr>
+        <w:t xml:space="preserve">my_data </w:t>
+      </w:r>
+      <w:r>
+        <w:rPr>
+          <w:rStyle w:val="OtherTok"/>
+        </w:rPr>
+        <w:t xml:space="preserve">&lt;-</w:t>
+      </w:r>
+      <w:r>
+        <w:rPr>
+          <w:rStyle w:val="NormalTok"/>
+        </w:rPr>
+        <w:t xml:space="preserve"> </w:t>
+      </w:r>
+      <w:r>
+        <w:rPr>
+          <w:rStyle w:val="FunctionTok"/>
+        </w:rPr>
+        <w:t xml:space="preserve">read_excel</w:t>
+      </w:r>
+      <w:r>
+        <w:rPr>
+          <w:rStyle w:val="NormalTok"/>
+        </w:rPr>
+        <w:t xml:space="preserve">(</w:t>
+      </w:r>
+      <w:r>
+        <w:rPr>
+          <w:rStyle w:val="StringTok"/>
+        </w:rPr>
+        <w:t xml:space="preserve">"data_raw/my_file.xlsx"</w:t>
+      </w:r>
+      <w:r>
+        <w:rPr>
+          <w:rStyle w:val="NormalTok"/>
+        </w:rPr>
+        <w:t xml:space="preserve">, </w:t>
+      </w:r>
+      <w:r>
+        <w:rPr>
+          <w:rStyle w:val="AttributeTok"/>
+        </w:rPr>
+        <w:t xml:space="preserve">sheet =</w:t>
+      </w:r>
+      <w:r>
+        <w:rPr>
+          <w:rStyle w:val="NormalTok"/>
+        </w:rPr>
+        <w:t xml:space="preserve"> </w:t>
+      </w:r>
+      <w:r>
+        <w:rPr>
+          <w:rStyle w:val="StringTok"/>
+        </w:rPr>
+        <w:t xml:space="preserve">"Data"</w:t>
+      </w:r>
+      <w:r>
+        <w:rPr>
+          <w:rStyle w:val="NormalTok"/>
+        </w:rPr>
+        <w:t xml:space="preserve">)</w:t>
+      </w:r>
+      <w:r>
+        <w:br/>
+      </w:r>
+      <w:r>
+        <w:br/>
+      </w:r>
+      <w:r>
+        <w:rPr>
+          <w:rStyle w:val="CommentTok"/>
+        </w:rPr>
+        <w:t xml:space="preserve"># By position</w:t>
+      </w:r>
+      <w:r>
+        <w:br/>
+      </w:r>
+      <w:r>
+        <w:rPr>
+          <w:rStyle w:val="NormalTok"/>
+        </w:rPr>
+        <w:t xml:space="preserve">my_data </w:t>
+      </w:r>
+      <w:r>
+        <w:rPr>
+          <w:rStyle w:val="OtherTok"/>
+        </w:rPr>
+        <w:t xml:space="preserve">&lt;-</w:t>
+      </w:r>
+      <w:r>
+        <w:rPr>
+          <w:rStyle w:val="NormalTok"/>
+        </w:rPr>
+        <w:t xml:space="preserve"> </w:t>
+      </w:r>
+      <w:r>
+        <w:rPr>
+          <w:rStyle w:val="FunctionTok"/>
+        </w:rPr>
+        <w:t xml:space="preserve">read_excel</w:t>
+      </w:r>
+      <w:r>
+        <w:rPr>
+          <w:rStyle w:val="NormalTok"/>
+        </w:rPr>
+        <w:t xml:space="preserve">(</w:t>
+      </w:r>
+      <w:r>
+        <w:rPr>
+          <w:rStyle w:val="StringTok"/>
+        </w:rPr>
+        <w:t xml:space="preserve">"data_raw/my_file.xlsx"</w:t>
+      </w:r>
+      <w:r>
+        <w:rPr>
+          <w:rStyle w:val="NormalTok"/>
+        </w:rPr>
+        <w:t xml:space="preserve">, </w:t>
+      </w:r>
+      <w:r>
+        <w:rPr>
+          <w:rStyle w:val="AttributeTok"/>
+        </w:rPr>
+        <w:t xml:space="preserve">sheet =</w:t>
+      </w:r>
+      <w:r>
+        <w:rPr>
+          <w:rStyle w:val="NormalTok"/>
+        </w:rPr>
+        <w:t xml:space="preserve"> </w:t>
+      </w:r>
+      <w:r>
+        <w:rPr>
+          <w:rStyle w:val="DecValTok"/>
+        </w:rPr>
+        <w:t xml:space="preserve">2</w:t>
+      </w:r>
+      <w:r>
+        <w:rPr>
+          <w:rStyle w:val="NormalTok"/>
+        </w:rPr>
+        <w:t xml:space="preserve">)</w:t>
+      </w:r>
+    </w:p>
+    <w:bookmarkEnd w:id="19"/>
+    <w:bookmarkStart w:id="20" w:name="check-what-sheets-exist-first"/>
+    <w:p>
+      <w:pPr>
+        <w:pStyle w:val="Heading3"/>
+      </w:pPr>
+      <w:r>
+        <w:t xml:space="preserve">Check what sheets exist first</w:t>
+      </w:r>
+    </w:p>
+    <w:p>
+      <w:pPr>
+        <w:pStyle w:val="SourceCode"/>
+      </w:pPr>
+      <w:r>
+        <w:rPr>
+          <w:rStyle w:val="FunctionTok"/>
+        </w:rPr>
+        <w:t xml:space="preserve">excel_sheets</w:t>
+      </w:r>
+      <w:r>
+        <w:rPr>
+          <w:rStyle w:val="NormalTok"/>
+        </w:rPr>
+        <w:t xml:space="preserve">(</w:t>
+      </w:r>
+      <w:r>
+        <w:rPr>
+          <w:rStyle w:val="StringTok"/>
+        </w:rPr>
+        <w:t xml:space="preserve">"data_raw/my_file.xlsx"</w:t>
+      </w:r>
+      <w:r>
+        <w:rPr>
+          <w:rStyle w:val="NormalTok"/>
+        </w:rPr>
+        <w:t xml:space="preserve">)</w:t>
+      </w:r>
+    </w:p>
+    <w:bookmarkEnd w:id="20"/>
+    <w:bookmarkStart w:id="21" w:name="skip-rows-and-limit-the-range"/>
+    <w:p>
+      <w:pPr>
+        <w:pStyle w:val="Heading3"/>
+      </w:pPr>
+      <w:r>
+        <w:t xml:space="preserve">Skip rows and limit the range</w:t>
+      </w:r>
+    </w:p>
+    <w:p>
+      <w:pPr>
+        <w:pStyle w:val="SourceCode"/>
+      </w:pPr>
+      <w:r>
+        <w:rPr>
+          <w:rStyle w:val="NormalTok"/>
+        </w:rPr>
+        <w:t xml:space="preserve">my_data </w:t>
+      </w:r>
+      <w:r>
+        <w:rPr>
+          <w:rStyle w:val="OtherTok"/>
+        </w:rPr>
+        <w:t xml:space="preserve">&lt;-</w:t>
+      </w:r>
+      <w:r>
+        <w:rPr>
+          <w:rStyle w:val="NormalTok"/>
+        </w:rPr>
+        <w:t xml:space="preserve"> </w:t>
+      </w:r>
+      <w:r>
+        <w:rPr>
+          <w:rStyle w:val="FunctionTok"/>
+        </w:rPr>
+        <w:t xml:space="preserve">read_excel</w:t>
+      </w:r>
+      <w:r>
+        <w:rPr>
+          <w:rStyle w:val="NormalTok"/>
+        </w:rPr>
+        <w:t xml:space="preserve">(</w:t>
+      </w:r>
+      <w:r>
+        <w:br/>
+      </w:r>
+      <w:r>
+        <w:rPr>
+          <w:rStyle w:val="NormalTok"/>
+        </w:rPr>
+        <w:t xml:space="preserve">  </w:t>
+      </w:r>
+      <w:r>
+        <w:rPr>
+          <w:rStyle w:val="StringTok"/>
+        </w:rPr>
+        <w:t xml:space="preserve">"data_raw/my_file.xlsx"</w:t>
+      </w:r>
+      <w:r>
+        <w:rPr>
+          <w:rStyle w:val="NormalTok"/>
+        </w:rPr>
+        <w:t xml:space="preserve">,</w:t>
+      </w:r>
+      <w:r>
+        <w:br/>
+      </w:r>
+      <w:r>
+        <w:rPr>
+          <w:rStyle w:val="NormalTok"/>
+        </w:rPr>
+        <w:t xml:space="preserve">  </w:t>
+      </w:r>
+      <w:r>
+        <w:rPr>
+          <w:rStyle w:val="AttributeTok"/>
+        </w:rPr>
+        <w:t xml:space="preserve">sheet =</w:t>
+      </w:r>
+      <w:r>
+        <w:rPr>
+          <w:rStyle w:val="NormalTok"/>
+        </w:rPr>
+        <w:t xml:space="preserve"> </w:t>
+      </w:r>
+      <w:r>
+        <w:rPr>
+          <w:rStyle w:val="StringTok"/>
+        </w:rPr>
+        <w:t xml:space="preserve">"Data"</w:t>
+      </w:r>
+      <w:r>
+        <w:rPr>
+          <w:rStyle w:val="NormalTok"/>
+        </w:rPr>
+        <w:t xml:space="preserve">,</w:t>
+      </w:r>
+      <w:r>
+        <w:br/>
+      </w:r>
+      <w:r>
+        <w:rPr>
+          <w:rStyle w:val="NormalTok"/>
+        </w:rPr>
+        <w:t xml:space="preserve">  </w:t>
+      </w:r>
+      <w:r>
+        <w:rPr>
+          <w:rStyle w:val="AttributeTok"/>
+        </w:rPr>
+        <w:t xml:space="preserve">skip  =</w:t>
+      </w:r>
+      <w:r>
+        <w:rPr>
+          <w:rStyle w:val="NormalTok"/>
+        </w:rPr>
+        <w:t xml:space="preserve"> </w:t>
+      </w:r>
+      <w:r>
+        <w:rPr>
+          <w:rStyle w:val="DecValTok"/>
+        </w:rPr>
+        <w:t xml:space="preserve">3</w:t>
+      </w:r>
+      <w:r>
+        <w:rPr>
+          <w:rStyle w:val="NormalTok"/>
+        </w:rPr>
+        <w:t xml:space="preserve">,           </w:t>
+      </w:r>
+      <w:r>
+        <w:rPr>
+          <w:rStyle w:val="CommentTok"/>
+        </w:rPr>
+        <w:t xml:space="preserve"># skip 3 rows before the header row</w:t>
+      </w:r>
+      <w:r>
+        <w:br/>
+      </w:r>
+      <w:r>
+        <w:rPr>
+          <w:rStyle w:val="NormalTok"/>
+        </w:rPr>
+        <w:t xml:space="preserve">  </w:t>
+      </w:r>
+      <w:r>
+        <w:rPr>
+          <w:rStyle w:val="AttributeTok"/>
+        </w:rPr>
+        <w:t xml:space="preserve">range =</w:t>
+      </w:r>
+      <w:r>
+        <w:rPr>
+          <w:rStyle w:val="NormalTok"/>
+        </w:rPr>
+        <w:t xml:space="preserve"> </w:t>
+      </w:r>
+      <w:r>
+        <w:rPr>
+          <w:rStyle w:val="StringTok"/>
+        </w:rPr>
+        <w:t xml:space="preserve">"A4:F200"</w:t>
+      </w:r>
+      <w:r>
+        <w:rPr>
+          <w:rStyle w:val="NormalTok"/>
+        </w:rPr>
+        <w:t xml:space="preserve">    </w:t>
+      </w:r>
+      <w:r>
+        <w:rPr>
+          <w:rStyle w:val="CommentTok"/>
+        </w:rPr>
+        <w:t xml:space="preserve"># or give an explicit cell range</w:t>
+      </w:r>
+      <w:r>
+        <w:br/>
+      </w:r>
+      <w:r>
+        <w:rPr>
+          <w:rStyle w:val="NormalTok"/>
+        </w:rPr>
+        <w:t xml:space="preserve">)</w:t>
+      </w:r>
+    </w:p>
+    <w:bookmarkEnd w:id="21"/>
+    <w:bookmarkStart w:id="22" w:name="handle-custom-na-strings-from-excel"/>
+    <w:p>
+      <w:pPr>
+        <w:pStyle w:val="Heading3"/>
+      </w:pPr>
+      <w:r>
+        <w:t xml:space="preserve">Handle custom NA strings from Excel</w:t>
+      </w:r>
+    </w:p>
+    <w:p>
+      <w:pPr>
+        <w:pStyle w:val="SourceCode"/>
+      </w:pPr>
+      <w:r>
+        <w:rPr>
+          <w:rStyle w:val="NormalTok"/>
+        </w:rPr>
+        <w:t xml:space="preserve">my_data </w:t>
+      </w:r>
+      <w:r>
+        <w:rPr>
+          <w:rStyle w:val="OtherTok"/>
+        </w:rPr>
+        <w:t xml:space="preserve">&lt;-</w:t>
+      </w:r>
+      <w:r>
+        <w:rPr>
+          <w:rStyle w:val="NormalTok"/>
+        </w:rPr>
+        <w:t xml:space="preserve"> </w:t>
+      </w:r>
+      <w:r>
+        <w:rPr>
+          <w:rStyle w:val="FunctionTok"/>
+        </w:rPr>
+        <w:t xml:space="preserve">read_excel</w:t>
+      </w:r>
+      <w:r>
+        <w:rPr>
+          <w:rStyle w:val="NormalTok"/>
+        </w:rPr>
+        <w:t xml:space="preserve">(</w:t>
+      </w:r>
+      <w:r>
+        <w:br/>
+      </w:r>
+      <w:r>
+        <w:rPr>
+          <w:rStyle w:val="NormalTok"/>
+        </w:rPr>
+        <w:t xml:space="preserve">  </w:t>
+      </w:r>
+      <w:r>
+        <w:rPr>
+          <w:rStyle w:val="StringTok"/>
+        </w:rPr>
+        <w:t xml:space="preserve">"data_raw/my_file.xlsx"</w:t>
+      </w:r>
+      <w:r>
+        <w:rPr>
+          <w:rStyle w:val="NormalTok"/>
+        </w:rPr>
+        <w:t xml:space="preserve">,</w:t>
+      </w:r>
+      <w:r>
+        <w:br/>
+      </w:r>
+      <w:r>
+        <w:rPr>
+          <w:rStyle w:val="NormalTok"/>
+        </w:rPr>
+        <w:t xml:space="preserve">  </w:t>
+      </w:r>
+      <w:r>
+        <w:rPr>
+          <w:rStyle w:val="AttributeTok"/>
+        </w:rPr>
+        <w:t xml:space="preserve">na =</w:t>
+      </w:r>
+      <w:r>
+        <w:rPr>
+          <w:rStyle w:val="NormalTok"/>
+        </w:rPr>
+        <w:t xml:space="preserve"> </w:t>
+      </w:r>
+      <w:r>
+        <w:rPr>
+          <w:rStyle w:val="FunctionTok"/>
+        </w:rPr>
+        <w:t xml:space="preserve">c</w:t>
+      </w:r>
+      <w:r>
+        <w:rPr>
+          <w:rStyle w:val="NormalTok"/>
+        </w:rPr>
+        <w:t xml:space="preserve">(</w:t>
+      </w:r>
+      <w:r>
+        <w:rPr>
+          <w:rStyle w:val="StringTok"/>
+        </w:rPr>
+        <w:t xml:space="preserve">""</w:t>
+      </w:r>
+      <w:r>
+        <w:rPr>
+          <w:rStyle w:val="NormalTok"/>
+        </w:rPr>
+        <w:t xml:space="preserve">, </w:t>
+      </w:r>
+      <w:r>
+        <w:rPr>
+          <w:rStyle w:val="StringTok"/>
+        </w:rPr>
+        <w:t xml:space="preserve">"NA"</w:t>
+      </w:r>
+      <w:r>
+        <w:rPr>
+          <w:rStyle w:val="NormalTok"/>
+        </w:rPr>
+        <w:t xml:space="preserve">, </w:t>
+      </w:r>
+      <w:r>
+        <w:rPr>
+          <w:rStyle w:val="StringTok"/>
+        </w:rPr>
+        <w:t xml:space="preserve">"N/A"</w:t>
+      </w:r>
+      <w:r>
+        <w:rPr>
+          <w:rStyle w:val="NormalTok"/>
+        </w:rPr>
+        <w:t xml:space="preserve">, </w:t>
+      </w:r>
+      <w:r>
+        <w:rPr>
+          <w:rStyle w:val="StringTok"/>
+        </w:rPr>
+        <w:t xml:space="preserve">"."</w:t>
+      </w:r>
+      <w:r>
+        <w:rPr>
+          <w:rStyle w:val="NormalTok"/>
+        </w:rPr>
+        <w:t xml:space="preserve">, </w:t>
+      </w:r>
+      <w:r>
+        <w:rPr>
+          <w:rStyle w:val="StringTok"/>
+        </w:rPr>
+        <w:t xml:space="preserve">"-999"</w:t>
+      </w:r>
+      <w:r>
+        <w:rPr>
+          <w:rStyle w:val="NormalTok"/>
+        </w:rPr>
+        <w:t xml:space="preserve">)</w:t>
+      </w:r>
+      <w:r>
+        <w:br/>
+      </w:r>
+      <w:r>
+        <w:rPr>
+          <w:rStyle w:val="NormalTok"/>
+        </w:rPr>
+        <w:t xml:space="preserve">)</w:t>
+      </w:r>
+    </w:p>
+    <w:p>
+      <w:pPr>
+        <w:pStyle w:val="BlockText"/>
+      </w:pPr>
+      <w:r>
+        <w:t xml:space="preserve">💡</w:t>
+      </w:r>
+      <w:r>
+        <w:t xml:space="preserve"> </w:t>
+      </w:r>
+      <w:r>
+        <w:rPr>
+          <w:b/>
+          <w:bCs/>
+        </w:rPr>
+        <w:t xml:space="preserve">Coming from Excel?</w:t>
+      </w:r>
+      <w:r>
+        <w:t xml:space="preserve"> </w:t>
+      </w:r>
+      <w:r>
+        <w:rPr>
+          <w:rStyle w:val="VerbatimChar"/>
+        </w:rPr>
+        <w:t xml:space="preserve">read_excel()</w:t>
+      </w:r>
+      <w:r>
+        <w:t xml:space="preserve"> </w:t>
+      </w:r>
+      <w:r>
+        <w:t xml:space="preserve">treats your first data row as column names — exactly like Excel’s freeze-pane header row. Everything below becomes rows in R.</w:t>
+      </w:r>
+    </w:p>
+    <w:p>
+      <w:r>
+        <w:pict>
+          <v:rect style="width:0;height:1.5pt" o:hralign="center" o:hrstd="t" o:hr="t"/>
+        </w:pict>
+      </w:r>
+    </w:p>
+    <w:bookmarkEnd w:id="22"/>
+    <w:bookmarkEnd w:id="23"/>
+    <w:bookmarkStart w:id="28" w:name="cleaning-names-with-janitor"/>
+    <w:p>
+      <w:pPr>
+        <w:pStyle w:val="Heading1"/>
+      </w:pPr>
+      <w:r>
+        <w:t xml:space="preserve">3 · Cleaning Names with janitor</w:t>
+      </w:r>
+    </w:p>
+    <w:p>
+      <w:pPr>
+        <w:pStyle w:val="FirstParagraph"/>
+      </w:pPr>
+      <w:r>
+        <w:t xml:space="preserve">Column names from Excel files are often messy: spaces, capital letters, special characters, and units mixed into the name.</w:t>
+      </w:r>
+      <w:r>
+        <w:t xml:space="preserve"> </w:t>
+      </w:r>
+      <w:r>
+        <w:rPr>
+          <w:rStyle w:val="VerbatimChar"/>
+        </w:rPr>
+        <w:t xml:space="preserve">janitor::clean_names()</w:t>
+      </w:r>
+      <w:r>
+        <w:t xml:space="preserve"> </w:t>
+      </w:r>
+      <w:r>
+        <w:t xml:space="preserve">converts everything to tidy</w:t>
+      </w:r>
+      <w:r>
+        <w:t xml:space="preserve"> </w:t>
+      </w:r>
+      <w:r>
+        <w:rPr>
+          <w:rStyle w:val="VerbatimChar"/>
+        </w:rPr>
+        <w:t xml:space="preserve">lower_snake_case</w:t>
+      </w:r>
+      <w:r>
+        <w:t xml:space="preserve"> </w:t>
+      </w:r>
+      <w:r>
+        <w:t xml:space="preserve">in one call.</w:t>
+      </w:r>
+    </w:p>
+    <w:bookmarkStart w:id="24" w:name="clean_names"/>
+    <w:p>
+      <w:pPr>
+        <w:pStyle w:val="Heading3"/>
+      </w:pPr>
+      <w:r>
+        <w:t xml:space="preserve">clean_names()</w:t>
+      </w:r>
+    </w:p>
+    <w:p>
+      <w:pPr>
+        <w:pStyle w:val="SourceCode"/>
+      </w:pPr>
+      <w:r>
+        <w:rPr>
+          <w:rStyle w:val="NormalTok"/>
+        </w:rPr>
+        <w:t xml:space="preserve">my_data </w:t>
+      </w:r>
+      <w:r>
+        <w:rPr>
+          <w:rStyle w:val="OtherTok"/>
+        </w:rPr>
+        <w:t xml:space="preserve">&lt;-</w:t>
+      </w:r>
+      <w:r>
+        <w:rPr>
+          <w:rStyle w:val="NormalTok"/>
+        </w:rPr>
+        <w:t xml:space="preserve"> </w:t>
+      </w:r>
+      <w:r>
+        <w:rPr>
+          <w:rStyle w:val="FunctionTok"/>
+        </w:rPr>
+        <w:t xml:space="preserve">read_excel</w:t>
+      </w:r>
+      <w:r>
+        <w:rPr>
+          <w:rStyle w:val="NormalTok"/>
+        </w:rPr>
+        <w:t xml:space="preserve">(</w:t>
+      </w:r>
+      <w:r>
+        <w:rPr>
+          <w:rStyle w:val="StringTok"/>
+        </w:rPr>
+        <w:t xml:space="preserve">"data_raw/my_file.xlsx"</w:t>
+      </w:r>
+      <w:r>
+        <w:rPr>
+          <w:rStyle w:val="NormalTok"/>
+        </w:rPr>
+        <w:t xml:space="preserve">) </w:t>
+      </w:r>
+      <w:r>
+        <w:rPr>
+          <w:rStyle w:val="SpecialCharTok"/>
+        </w:rPr>
+        <w:t xml:space="preserve">|&gt;</w:t>
+      </w:r>
+      <w:r>
+        <w:br/>
+      </w:r>
+      <w:r>
+        <w:rPr>
+          <w:rStyle w:val="NormalTok"/>
+        </w:rPr>
+        <w:t xml:space="preserve">  </w:t>
+      </w:r>
+      <w:r>
+        <w:rPr>
+          <w:rStyle w:val="FunctionTok"/>
+        </w:rPr>
+        <w:t xml:space="preserve">clean_names</w:t>
+      </w:r>
+      <w:r>
+        <w:rPr>
+          <w:rStyle w:val="NormalTok"/>
+        </w:rPr>
+        <w:t xml:space="preserve">()</w:t>
+      </w:r>
+    </w:p>
+    <w:p>
+      <w:pPr>
+        <w:pStyle w:val="FirstParagraph"/>
+      </w:pPr>
+      <w:r>
+        <w:rPr>
+          <w:b/>
+          <w:bCs/>
+        </w:rPr>
+        <w:t xml:space="preserve">What it does:</w:t>
+      </w:r>
+    </w:p>
+    <w:tbl>
+      <w:tblPr>
+        <w:tblStyle w:val="Table"/>
+        <w:tblW w:type="auto" w:w="0"/>
+        <w:tblLook w:firstRow="1" w:lastRow="0" w:firstColumn="0" w:lastColumn="0" w:noHBand="0" w:noVBand="0" w:val="0020"/>
+      </w:tblPr>
+      <w:tblGrid>
+        <w:gridCol w:w="3960"/>
+        <w:gridCol w:w="3960"/>
+      </w:tblGrid>
+      <w:tr>
+        <w:trPr>
+          <w:tblHeader w:val="on"/>
+        </w:trPr>
+        <w:tc>
+          <w:tcPr/>
+          <w:p>
+            <w:pPr>
+              <w:pStyle w:val="Compact"/>
+            </w:pPr>
+            <w:r>
+              <w:t xml:space="preserve">Original column name</w:t>
+            </w:r>
+          </w:p>
+        </w:tc>
+        <w:tc>
+          <w:tcPr/>
+          <w:p>
+            <w:pPr>
+              <w:pStyle w:val="Compact"/>
+            </w:pPr>
+            <w:r>
+              <w:t xml:space="preserve">After</w:t>
+            </w:r>
+            <w:r>
+              <w:t xml:space="preserve"> </w:t>
+            </w:r>
+            <w:r>
+              <w:rPr>
+                <w:rStyle w:val="VerbatimChar"/>
+              </w:rPr>
+              <w:t xml:space="preserve">clean_names()</w:t>
+            </w:r>
+          </w:p>
+        </w:tc>
+      </w:tr>
+      <w:tr>
+        <w:tc>
+          <w:tcPr/>
+          <w:p>
+            <w:pPr>
+              <w:pStyle w:val="Compact"/>
+            </w:pPr>
+            <w:r>
+              <w:rPr>
+                <w:rStyle w:val="VerbatimChar"/>
+              </w:rPr>
+              <w:t xml:space="preserve">Leaf Mass (g)</w:t>
+            </w:r>
+          </w:p>
+        </w:tc>
+        <w:tc>
+          <w:tcPr/>
+          <w:p>
+            <w:pPr>
+              <w:pStyle w:val="Compact"/>
+            </w:pPr>
+            <w:r>
+              <w:rPr>
+                <w:rStyle w:val="VerbatimChar"/>
+              </w:rPr>
+              <w:t xml:space="preserve">leaf_mass_g</w:t>
+            </w:r>
+          </w:p>
+        </w:tc>
+      </w:tr>
+      <w:tr>
+        <w:tc>
+          <w:tcPr/>
+          <w:p>
+            <w:pPr>
+              <w:pStyle w:val="Compact"/>
+            </w:pPr>
+            <w:r>
+              <w:rPr>
+                <w:rStyle w:val="VerbatimChar"/>
+              </w:rPr>
+              <w:t xml:space="preserve">% Cover</w:t>
+            </w:r>
+          </w:p>
+        </w:tc>
+        <w:tc>
+          <w:tcPr/>
+          <w:p>
+            <w:pPr>
+              <w:pStyle w:val="Compact"/>
+            </w:pPr>
+            <w:r>
+              <w:rPr>
+                <w:rStyle w:val="VerbatimChar"/>
+              </w:rPr>
+              <w:t xml:space="preserve">percent_cover</w:t>
+            </w:r>
+          </w:p>
+        </w:tc>
+      </w:tr>
+      <w:tr>
+        <w:tc>
+          <w:tcPr/>
+          <w:p>
+            <w:pPr>
+              <w:pStyle w:val="Compact"/>
+            </w:pPr>
+            <w:r>
+              <w:rPr>
+                <w:rStyle w:val="VerbatimChar"/>
+              </w:rPr>
+              <w:t xml:space="preserve">Site ID</w:t>
+            </w:r>
+          </w:p>
+        </w:tc>
+        <w:tc>
+          <w:tcPr/>
+          <w:p>
+            <w:pPr>
+              <w:pStyle w:val="Compact"/>
+            </w:pPr>
+            <w:r>
+              <w:rPr>
+                <w:rStyle w:val="VerbatimChar"/>
+              </w:rPr>
+              <w:t xml:space="preserve">site_id</w:t>
+            </w:r>
+          </w:p>
+        </w:tc>
+      </w:tr>
+      <w:tr>
+        <w:tc>
+          <w:tcPr/>
+          <w:p>
+            <w:pPr>
+              <w:pStyle w:val="Compact"/>
+            </w:pPr>
+            <w:r>
+              <w:rPr>
+                <w:rStyle w:val="VerbatimChar"/>
+              </w:rPr>
+              <w:t xml:space="preserve">DATE Collected</w:t>
+            </w:r>
+          </w:p>
+        </w:tc>
+        <w:tc>
+          <w:tcPr/>
+          <w:p>
+            <w:pPr>
+              <w:pStyle w:val="Compact"/>
+            </w:pPr>
+            <w:r>
+              <w:rPr>
+                <w:rStyle w:val="VerbatimChar"/>
+              </w:rPr>
+              <w:t xml:space="preserve">date_collected</w:t>
+            </w:r>
+          </w:p>
+        </w:tc>
+      </w:tr>
+      <w:tr>
+        <w:tc>
+          <w:tcPr/>
+          <w:p>
+            <w:pPr>
+              <w:pStyle w:val="Compact"/>
+            </w:pPr>
+            <w:r>
+              <w:rPr>
+                <w:rStyle w:val="VerbatimChar"/>
+              </w:rPr>
+              <w:t xml:space="preserve">length.mm</w:t>
+            </w:r>
+          </w:p>
+        </w:tc>
+        <w:tc>
+          <w:tcPr/>
+          <w:p>
+            <w:pPr>
+              <w:pStyle w:val="Compact"/>
+            </w:pPr>
+            <w:r>
+              <w:rPr>
+                <w:rStyle w:val="VerbatimChar"/>
+              </w:rPr>
+              <w:t xml:space="preserve">length_mm</w:t>
+            </w:r>
+          </w:p>
+        </w:tc>
+      </w:tr>
+    </w:tbl>
+    <w:p>
+      <w:pPr>
+        <w:pStyle w:val="BlockText"/>
+      </w:pPr>
+      <w:r>
+        <w:t xml:space="preserve">💡</w:t>
+      </w:r>
+      <w:r>
+        <w:t xml:space="preserve"> </w:t>
+      </w:r>
+      <w:r>
+        <w:rPr>
+          <w:b/>
+          <w:bCs/>
+        </w:rPr>
+        <w:t xml:space="preserve">Key idea:</w:t>
+      </w:r>
+      <w:r>
+        <w:t xml:space="preserve"> </w:t>
+      </w:r>
+      <w:r>
+        <w:t xml:space="preserve">Run</w:t>
+      </w:r>
+      <w:r>
+        <w:t xml:space="preserve"> </w:t>
+      </w:r>
+      <w:r>
+        <w:rPr>
+          <w:rStyle w:val="VerbatimChar"/>
+        </w:rPr>
+        <w:t xml:space="preserve">clean_names()</w:t>
+      </w:r>
+      <w:r>
+        <w:t xml:space="preserve"> </w:t>
+      </w:r>
+      <w:r>
+        <w:t xml:space="preserve">immediately after every</w:t>
+      </w:r>
+      <w:r>
+        <w:t xml:space="preserve"> </w:t>
+      </w:r>
+      <w:r>
+        <w:rPr>
+          <w:rStyle w:val="VerbatimChar"/>
+        </w:rPr>
+        <w:t xml:space="preserve">read_excel()</w:t>
+      </w:r>
+      <w:r>
+        <w:t xml:space="preserve"> </w:t>
+      </w:r>
+      <w:r>
+        <w:t xml:space="preserve">or</w:t>
+      </w:r>
+      <w:r>
+        <w:t xml:space="preserve"> </w:t>
+      </w:r>
+      <w:r>
+        <w:rPr>
+          <w:rStyle w:val="VerbatimChar"/>
+        </w:rPr>
+        <w:t xml:space="preserve">read_csv()</w:t>
+      </w:r>
+      <w:r>
+        <w:t xml:space="preserve"> </w:t>
+      </w:r>
+      <w:r>
+        <w:t xml:space="preserve">call. Your fingers will thank you — no more backticks around column names with spaces.</w:t>
+      </w:r>
+    </w:p>
+    <w:bookmarkEnd w:id="24"/>
+    <w:bookmarkStart w:id="25" w:name="remove_empty"/>
+    <w:p>
+      <w:pPr>
+        <w:pStyle w:val="Heading3"/>
+      </w:pPr>
+      <w:r>
+        <w:t xml:space="preserve">remove_empty()</w:t>
+      </w:r>
+    </w:p>
+    <w:p>
+      <w:pPr>
+        <w:pStyle w:val="FirstParagraph"/>
+      </w:pPr>
+      <w:r>
+        <w:t xml:space="preserve">Excel files often have blank formatting rows or columns that import as rows full of</w:t>
+      </w:r>
+      <w:r>
+        <w:t xml:space="preserve"> </w:t>
+      </w:r>
+      <w:r>
+        <w:rPr>
+          <w:rStyle w:val="VerbatimChar"/>
+        </w:rPr>
+        <w:t xml:space="preserve">NA</w:t>
+      </w:r>
+      <w:r>
+        <w:t xml:space="preserve">. Drop them:</w:t>
+      </w:r>
+    </w:p>
+    <w:p>
+      <w:pPr>
+        <w:pStyle w:val="SourceCode"/>
+      </w:pPr>
+      <w:r>
+        <w:rPr>
+          <w:rStyle w:val="NormalTok"/>
+        </w:rPr>
+        <w:t xml:space="preserve">my_data </w:t>
+      </w:r>
+      <w:r>
+        <w:rPr>
+          <w:rStyle w:val="OtherTok"/>
+        </w:rPr>
+        <w:t xml:space="preserve">&lt;-</w:t>
+      </w:r>
+      <w:r>
+        <w:rPr>
+          <w:rStyle w:val="NormalTok"/>
+        </w:rPr>
+        <w:t xml:space="preserve"> </w:t>
+      </w:r>
+      <w:r>
+        <w:rPr>
+          <w:rStyle w:val="FunctionTok"/>
+        </w:rPr>
+        <w:t xml:space="preserve">read_excel</w:t>
+      </w:r>
+      <w:r>
+        <w:rPr>
+          <w:rStyle w:val="NormalTok"/>
+        </w:rPr>
+        <w:t xml:space="preserve">(</w:t>
+      </w:r>
+      <w:r>
+        <w:rPr>
+          <w:rStyle w:val="StringTok"/>
+        </w:rPr>
+        <w:t xml:space="preserve">"data_raw/my_file.xlsx"</w:t>
+      </w:r>
+      <w:r>
+        <w:rPr>
+          <w:rStyle w:val="NormalTok"/>
+        </w:rPr>
+        <w:t xml:space="preserve">) </w:t>
+      </w:r>
+      <w:r>
+        <w:rPr>
+          <w:rStyle w:val="SpecialCharTok"/>
+        </w:rPr>
+        <w:t xml:space="preserve">|&gt;</w:t>
+      </w:r>
+      <w:r>
+        <w:br/>
+      </w:r>
+      <w:r>
+        <w:rPr>
+          <w:rStyle w:val="NormalTok"/>
+        </w:rPr>
+        <w:t xml:space="preserve">  </w:t>
+      </w:r>
+      <w:r>
+        <w:rPr>
+          <w:rStyle w:val="FunctionTok"/>
+        </w:rPr>
+        <w:t xml:space="preserve">clean_names</w:t>
+      </w:r>
+      <w:r>
+        <w:rPr>
+          <w:rStyle w:val="NormalTok"/>
+        </w:rPr>
+        <w:t xml:space="preserve">() </w:t>
+      </w:r>
+      <w:r>
+        <w:rPr>
+          <w:rStyle w:val="SpecialCharTok"/>
+        </w:rPr>
+        <w:t xml:space="preserve">|&gt;</w:t>
+      </w:r>
+      <w:r>
+        <w:br/>
+      </w:r>
+      <w:r>
+        <w:rPr>
+          <w:rStyle w:val="NormalTok"/>
+        </w:rPr>
+        <w:t xml:space="preserve">  </w:t>
+      </w:r>
+      <w:r>
+        <w:rPr>
+          <w:rStyle w:val="FunctionTok"/>
+        </w:rPr>
+        <w:t xml:space="preserve">remove_empty</w:t>
+      </w:r>
+      <w:r>
+        <w:rPr>
+          <w:rStyle w:val="NormalTok"/>
+        </w:rPr>
+        <w:t xml:space="preserve">(</w:t>
+      </w:r>
+      <w:r>
+        <w:rPr>
+          <w:rStyle w:val="AttributeTok"/>
+        </w:rPr>
+        <w:t xml:space="preserve">which =</w:t>
+      </w:r>
+      <w:r>
+        <w:rPr>
+          <w:rStyle w:val="NormalTok"/>
+        </w:rPr>
+        <w:t xml:space="preserve"> </w:t>
+      </w:r>
+      <w:r>
+        <w:rPr>
+          <w:rStyle w:val="FunctionTok"/>
+        </w:rPr>
+        <w:t xml:space="preserve">c</w:t>
+      </w:r>
+      <w:r>
+        <w:rPr>
+          <w:rStyle w:val="NormalTok"/>
+        </w:rPr>
+        <w:t xml:space="preserve">(</w:t>
+      </w:r>
+      <w:r>
+        <w:rPr>
+          <w:rStyle w:val="StringTok"/>
+        </w:rPr>
+        <w:t xml:space="preserve">"rows"</w:t>
+      </w:r>
+      <w:r>
+        <w:rPr>
+          <w:rStyle w:val="NormalTok"/>
+        </w:rPr>
+        <w:t xml:space="preserve">, </w:t>
+      </w:r>
+      <w:r>
+        <w:rPr>
+          <w:rStyle w:val="StringTok"/>
+        </w:rPr>
+        <w:t xml:space="preserve">"cols"</w:t>
+      </w:r>
+      <w:r>
+        <w:rPr>
+          <w:rStyle w:val="NormalTok"/>
+        </w:rPr>
+        <w:t xml:space="preserve">))</w:t>
+      </w:r>
+    </w:p>
+    <w:bookmarkEnd w:id="25"/>
+    <w:bookmarkStart w:id="26" w:name="rename-specific-columns"/>
+    <w:p>
+      <w:pPr>
+        <w:pStyle w:val="Heading3"/>
+      </w:pPr>
+      <w:r>
+        <w:t xml:space="preserve">Rename specific columns</w:t>
+      </w:r>
+    </w:p>
+    <w:p>
+      <w:pPr>
+        <w:pStyle w:val="FirstParagraph"/>
+      </w:pPr>
+      <w:r>
+        <w:t xml:space="preserve">After</w:t>
+      </w:r>
+      <w:r>
+        <w:t xml:space="preserve"> </w:t>
+      </w:r>
+      <w:r>
+        <w:rPr>
+          <w:rStyle w:val="VerbatimChar"/>
+        </w:rPr>
+        <w:t xml:space="preserve">clean_names()</w:t>
+      </w:r>
+      <w:r>
+        <w:t xml:space="preserve">, use</w:t>
+      </w:r>
+      <w:r>
+        <w:t xml:space="preserve"> </w:t>
+      </w:r>
+      <w:r>
+        <w:rPr>
+          <w:rStyle w:val="VerbatimChar"/>
+        </w:rPr>
+        <w:t xml:space="preserve">rename()</w:t>
+      </w:r>
+      <w:r>
+        <w:t xml:space="preserve"> </w:t>
+      </w:r>
+      <w:r>
+        <w:t xml:space="preserve">if you still want different names:</w:t>
+      </w:r>
+    </w:p>
+    <w:p>
+      <w:pPr>
+        <w:pStyle w:val="SourceCode"/>
+      </w:pPr>
+      <w:r>
+        <w:rPr>
+          <w:rStyle w:val="NormalTok"/>
+        </w:rPr>
+        <w:t xml:space="preserve">my_data </w:t>
+      </w:r>
+      <w:r>
+        <w:rPr>
+          <w:rStyle w:val="OtherTok"/>
+        </w:rPr>
+        <w:t xml:space="preserve">&lt;-</w:t>
+      </w:r>
+      <w:r>
+        <w:rPr>
+          <w:rStyle w:val="NormalTok"/>
+        </w:rPr>
+        <w:t xml:space="preserve"> my_data </w:t>
+      </w:r>
+      <w:r>
+        <w:rPr>
+          <w:rStyle w:val="SpecialCharTok"/>
+        </w:rPr>
+        <w:t xml:space="preserve">|&gt;</w:t>
+      </w:r>
+      <w:r>
+        <w:br/>
+      </w:r>
+      <w:r>
+        <w:rPr>
+          <w:rStyle w:val="NormalTok"/>
+        </w:rPr>
+        <w:t xml:space="preserve">  </w:t>
+      </w:r>
+      <w:r>
+        <w:rPr>
+          <w:rStyle w:val="FunctionTok"/>
+        </w:rPr>
+        <w:t xml:space="preserve">rename</w:t>
+      </w:r>
+      <w:r>
+        <w:rPr>
+          <w:rStyle w:val="NormalTok"/>
+        </w:rPr>
+        <w:t xml:space="preserve">(</w:t>
+      </w:r>
+      <w:r>
+        <w:rPr>
+          <w:rStyle w:val="AttributeTok"/>
+        </w:rPr>
+        <w:t xml:space="preserve">weight_g =</w:t>
+      </w:r>
+      <w:r>
+        <w:rPr>
+          <w:rStyle w:val="NormalTok"/>
+        </w:rPr>
+        <w:t xml:space="preserve"> wt_g,</w:t>
+      </w:r>
+      <w:r>
+        <w:br/>
+      </w:r>
+      <w:r>
+        <w:rPr>
+          <w:rStyle w:val="NormalTok"/>
+        </w:rPr>
+        <w:t xml:space="preserve">         </w:t>
+      </w:r>
+      <w:r>
+        <w:rPr>
+          <w:rStyle w:val="AttributeTok"/>
+        </w:rPr>
+        <w:t xml:space="preserve">site_id  =</w:t>
+      </w:r>
+      <w:r>
+        <w:rPr>
+          <w:rStyle w:val="NormalTok"/>
+        </w:rPr>
+        <w:t xml:space="preserve"> site)</w:t>
+      </w:r>
+    </w:p>
+    <w:bookmarkEnd w:id="26"/>
+    <w:bookmarkStart w:id="27" w:name="tabyl-quick-frequency-check"/>
+    <w:p>
+      <w:pPr>
+        <w:pStyle w:val="Heading3"/>
+      </w:pPr>
+      <w:r>
+        <w:t xml:space="preserve">tabyl() — quick frequency check</w:t>
+      </w:r>
+    </w:p>
+    <w:p>
+      <w:pPr>
+        <w:pStyle w:val="FirstParagraph"/>
+      </w:pPr>
+      <w:r>
+        <w:rPr>
+          <w:rStyle w:val="VerbatimChar"/>
+        </w:rPr>
+        <w:t xml:space="preserve">tabyl()</w:t>
+      </w:r>
+      <w:r>
+        <w:t xml:space="preserve"> </w:t>
+      </w:r>
+      <w:r>
+        <w:t xml:space="preserve">is a tidy version of</w:t>
+      </w:r>
+      <w:r>
+        <w:t xml:space="preserve"> </w:t>
+      </w:r>
+      <w:r>
+        <w:rPr>
+          <w:rStyle w:val="VerbatimChar"/>
+        </w:rPr>
+        <w:t xml:space="preserve">table()</w:t>
+      </w:r>
+      <w:r>
+        <w:t xml:space="preserve">. Use it to check that your grouping variables imported correctly:</w:t>
+      </w:r>
+    </w:p>
+    <w:p>
+      <w:pPr>
+        <w:pStyle w:val="SourceCode"/>
+      </w:pPr>
+      <w:r>
+        <w:rPr>
+          <w:rStyle w:val="NormalTok"/>
+        </w:rPr>
+        <w:t xml:space="preserve">my_data </w:t>
+      </w:r>
+      <w:r>
+        <w:rPr>
+          <w:rStyle w:val="SpecialCharTok"/>
+        </w:rPr>
+        <w:t xml:space="preserve">|&gt;</w:t>
+      </w:r>
+      <w:r>
+        <w:rPr>
+          <w:rStyle w:val="NormalTok"/>
+        </w:rPr>
+        <w:t xml:space="preserve"> </w:t>
+      </w:r>
+      <w:r>
+        <w:rPr>
+          <w:rStyle w:val="FunctionTok"/>
+        </w:rPr>
+        <w:t xml:space="preserve">tabyl</w:t>
+      </w:r>
+      <w:r>
+        <w:rPr>
+          <w:rStyle w:val="NormalTok"/>
+        </w:rPr>
+        <w:t xml:space="preserve">(side)               </w:t>
+      </w:r>
+      <w:r>
+        <w:rPr>
+          <w:rStyle w:val="CommentTok"/>
+        </w:rPr>
+        <w:t xml:space="preserve"># one-way count and percent</w:t>
+      </w:r>
+      <w:r>
+        <w:br/>
+      </w:r>
+      <w:r>
+        <w:rPr>
+          <w:rStyle w:val="NormalTok"/>
+        </w:rPr>
+        <w:t xml:space="preserve">my_data </w:t>
+      </w:r>
+      <w:r>
+        <w:rPr>
+          <w:rStyle w:val="SpecialCharTok"/>
+        </w:rPr>
+        <w:t xml:space="preserve">|&gt;</w:t>
+      </w:r>
+      <w:r>
+        <w:rPr>
+          <w:rStyle w:val="NormalTok"/>
+        </w:rPr>
+        <w:t xml:space="preserve"> </w:t>
+      </w:r>
+      <w:r>
+        <w:rPr>
+          <w:rStyle w:val="FunctionTok"/>
+        </w:rPr>
+        <w:t xml:space="preserve">tabyl</w:t>
+      </w:r>
+      <w:r>
+        <w:rPr>
+          <w:rStyle w:val="NormalTok"/>
+        </w:rPr>
+        <w:t xml:space="preserve">(side, treatment)    </w:t>
+      </w:r>
+      <w:r>
+        <w:rPr>
+          <w:rStyle w:val="CommentTok"/>
+        </w:rPr>
+        <w:t xml:space="preserve"># two-way cross-tabulation</w:t>
+      </w:r>
+    </w:p>
+    <w:p>
+      <w:pPr>
+        <w:pStyle w:val="BlockText"/>
+      </w:pPr>
+      <w:r>
+        <w:t xml:space="preserve">⚠️</w:t>
+      </w:r>
+      <w:r>
+        <w:t xml:space="preserve"> </w:t>
+      </w:r>
+      <w:r>
+        <w:rPr>
+          <w:b/>
+          <w:bCs/>
+        </w:rPr>
+        <w:t xml:space="preserve">Watch out!</w:t>
+      </w:r>
+      <w:r>
+        <w:t xml:space="preserve"> </w:t>
+      </w:r>
+      <w:r>
+        <w:t xml:space="preserve">After import, always</w:t>
+      </w:r>
+      <w:r>
+        <w:t xml:space="preserve"> </w:t>
+      </w:r>
+      <w:r>
+        <w:rPr>
+          <w:rStyle w:val="VerbatimChar"/>
+        </w:rPr>
+        <w:t xml:space="preserve">tabyl()</w:t>
+      </w:r>
+      <w:r>
+        <w:t xml:space="preserve"> </w:t>
+      </w:r>
+      <w:r>
+        <w:t xml:space="preserve">your grouping columns. Stray spaces (</w:t>
+      </w:r>
+      <w:r>
+        <w:rPr>
+          <w:rStyle w:val="VerbatimChar"/>
+        </w:rPr>
+        <w:t xml:space="preserve">"sunny "</w:t>
+      </w:r>
+      <w:r>
+        <w:t xml:space="preserve"> </w:t>
+      </w:r>
+      <w:r>
+        <w:t xml:space="preserve">vs</w:t>
+      </w:r>
+      <w:r>
+        <w:t xml:space="preserve"> </w:t>
+      </w:r>
+      <w:r>
+        <w:rPr>
+          <w:rStyle w:val="VerbatimChar"/>
+        </w:rPr>
+        <w:t xml:space="preserve">"sunny"</w:t>
+      </w:r>
+      <w:r>
+        <w:t xml:space="preserve">) or mixed capitalisation (</w:t>
+      </w:r>
+      <w:r>
+        <w:rPr>
+          <w:rStyle w:val="VerbatimChar"/>
+        </w:rPr>
+        <w:t xml:space="preserve">"Sunny"</w:t>
+      </w:r>
+      <w:r>
+        <w:t xml:space="preserve"> </w:t>
+      </w:r>
+      <w:r>
+        <w:t xml:space="preserve">vs</w:t>
+      </w:r>
+      <w:r>
+        <w:t xml:space="preserve"> </w:t>
+      </w:r>
+      <w:r>
+        <w:rPr>
+          <w:rStyle w:val="VerbatimChar"/>
+        </w:rPr>
+        <w:t xml:space="preserve">"sunny"</w:t>
+      </w:r>
+      <w:r>
+        <w:t xml:space="preserve">) will show up as extra levels here — better to catch them now than after running a t-test.</w:t>
+      </w:r>
+    </w:p>
+    <w:p>
+      <w:r>
+        <w:pict>
+          <v:rect style="width:0;height:1.5pt" o:hralign="center" o:hrstd="t" o:hr="t"/>
+        </w:pict>
+      </w:r>
+    </w:p>
+    <w:bookmarkEnd w:id="27"/>
+    <w:bookmarkEnd w:id="28"/>
+    <w:bookmarkStart w:id="29" w:name="checking-what-you-loaded"/>
+    <w:p>
+      <w:pPr>
+        <w:pStyle w:val="Heading1"/>
+      </w:pPr>
+      <w:r>
+        <w:t xml:space="preserve">4 · Checking What You Loaded</w:t>
+      </w:r>
+    </w:p>
+    <w:p>
+      <w:pPr>
+        <w:pStyle w:val="FirstParagraph"/>
+      </w:pPr>
+      <w:r>
+        <w:t xml:space="preserve">Always inspect a new data frame before you do any analysis:</w:t>
+      </w:r>
+    </w:p>
+    <w:p>
+      <w:pPr>
+        <w:pStyle w:val="SourceCode"/>
+      </w:pPr>
+      <w:r>
+        <w:rPr>
+          <w:rStyle w:val="FunctionTok"/>
+        </w:rPr>
+        <w:t xml:space="preserve">glimpse</w:t>
+      </w:r>
+      <w:r>
+        <w:rPr>
+          <w:rStyle w:val="NormalTok"/>
+        </w:rPr>
+        <w:t xml:space="preserve">(my_data)      </w:t>
+      </w:r>
+      <w:r>
+        <w:rPr>
+          <w:rStyle w:val="CommentTok"/>
+        </w:rPr>
+        <w:t xml:space="preserve"># column names, types, and first few values — tidyverse style</w:t>
+      </w:r>
+      <w:r>
+        <w:br/>
+      </w:r>
+      <w:r>
+        <w:rPr>
+          <w:rStyle w:val="FunctionTok"/>
+        </w:rPr>
+        <w:t xml:space="preserve">dim</w:t>
+      </w:r>
+      <w:r>
+        <w:rPr>
+          <w:rStyle w:val="NormalTok"/>
+        </w:rPr>
+        <w:t xml:space="preserve">(my_data)          </w:t>
+      </w:r>
+      <w:r>
+        <w:rPr>
+          <w:rStyle w:val="CommentTok"/>
+        </w:rPr>
+        <w:t xml:space="preserve"># rows, columns</w:t>
+      </w:r>
+      <w:r>
+        <w:br/>
+      </w:r>
+      <w:r>
+        <w:rPr>
+          <w:rStyle w:val="FunctionTok"/>
+        </w:rPr>
+        <w:t xml:space="preserve">names</w:t>
+      </w:r>
+      <w:r>
+        <w:rPr>
+          <w:rStyle w:val="NormalTok"/>
+        </w:rPr>
+        <w:t xml:space="preserve">(my_data)        </w:t>
+      </w:r>
+      <w:r>
+        <w:rPr>
+          <w:rStyle w:val="CommentTok"/>
+        </w:rPr>
+        <w:t xml:space="preserve"># column names only</w:t>
+      </w:r>
+      <w:r>
+        <w:br/>
+      </w:r>
+      <w:r>
+        <w:rPr>
+          <w:rStyle w:val="FunctionTok"/>
+        </w:rPr>
+        <w:t xml:space="preserve">head</w:t>
+      </w:r>
+      <w:r>
+        <w:rPr>
+          <w:rStyle w:val="NormalTok"/>
+        </w:rPr>
+        <w:t xml:space="preserve">(my_data)         </w:t>
+      </w:r>
+      <w:r>
+        <w:rPr>
+          <w:rStyle w:val="CommentTok"/>
+        </w:rPr>
+        <w:t xml:space="preserve"># first 6 rows</w:t>
+      </w:r>
+      <w:r>
+        <w:br/>
+      </w:r>
+      <w:r>
+        <w:rPr>
+          <w:rStyle w:val="FunctionTok"/>
+        </w:rPr>
+        <w:t xml:space="preserve">tail</w:t>
+      </w:r>
+      <w:r>
+        <w:rPr>
+          <w:rStyle w:val="NormalTok"/>
+        </w:rPr>
+        <w:t xml:space="preserve">(my_data)         </w:t>
+      </w:r>
+      <w:r>
+        <w:rPr>
+          <w:rStyle w:val="CommentTok"/>
+        </w:rPr>
+        <w:t xml:space="preserve"># last 6 rows</w:t>
+      </w:r>
+      <w:r>
+        <w:br/>
+      </w:r>
+      <w:r>
+        <w:rPr>
+          <w:rStyle w:val="FunctionTok"/>
+        </w:rPr>
+        <w:t xml:space="preserve">summary</w:t>
+      </w:r>
+      <w:r>
+        <w:rPr>
+          <w:rStyle w:val="NormalTok"/>
+        </w:rPr>
+        <w:t xml:space="preserve">(my_data)      </w:t>
+      </w:r>
+      <w:r>
+        <w:rPr>
+          <w:rStyle w:val="CommentTok"/>
+        </w:rPr>
+        <w:t xml:space="preserve"># min / mean / max for numeric; counts for character</w:t>
+      </w:r>
+      <w:r>
+        <w:br/>
+      </w:r>
+      <w:r>
+        <w:rPr>
+          <w:rStyle w:val="NormalTok"/>
+        </w:rPr>
+        <w:t xml:space="preserve">skimr</w:t>
+      </w:r>
+      <w:r>
+        <w:rPr>
+          <w:rStyle w:val="SpecialCharTok"/>
+        </w:rPr>
+        <w:t xml:space="preserve">::</w:t>
+      </w:r>
+      <w:r>
+        <w:rPr>
+          <w:rStyle w:val="FunctionTok"/>
+        </w:rPr>
+        <w:t xml:space="preserve">skim</w:t>
+      </w:r>
+      <w:r>
+        <w:rPr>
+          <w:rStyle w:val="NormalTok"/>
+        </w:rPr>
+        <w:t xml:space="preserve">(my_data)  </w:t>
+      </w:r>
+      <w:r>
+        <w:rPr>
+          <w:rStyle w:val="CommentTok"/>
+        </w:rPr>
+        <w:t xml:space="preserve"># full distributional summary with missing-value counts</w:t>
+      </w:r>
+    </w:p>
+    <w:p>
+      <w:pPr>
+        <w:pStyle w:val="BlockText"/>
+      </w:pPr>
+      <w:r>
+        <w:t xml:space="preserve">💡</w:t>
+      </w:r>
+      <w:r>
+        <w:t xml:space="preserve"> </w:t>
+      </w:r>
+      <w:r>
+        <w:rPr>
+          <w:b/>
+          <w:bCs/>
+        </w:rPr>
+        <w:t xml:space="preserve">Key idea:</w:t>
+      </w:r>
+      <w:r>
+        <w:t xml:space="preserve"> </w:t>
+      </w:r>
+      <w:r>
+        <w:rPr>
+          <w:rStyle w:val="VerbatimChar"/>
+        </w:rPr>
+        <w:t xml:space="preserve">glimpse()</w:t>
+      </w:r>
+      <w:r>
+        <w:t xml:space="preserve"> </w:t>
+      </w:r>
+      <w:r>
+        <w:t xml:space="preserve">and</w:t>
+      </w:r>
+      <w:r>
+        <w:t xml:space="preserve"> </w:t>
+      </w:r>
+      <w:r>
+        <w:rPr>
+          <w:rStyle w:val="VerbatimChar"/>
+        </w:rPr>
+        <w:t xml:space="preserve">str()</w:t>
+      </w:r>
+      <w:r>
+        <w:t xml:space="preserve"> </w:t>
+      </w:r>
+      <w:r>
+        <w:t xml:space="preserve">are the two fastest ways to catch type problems. If a column that should be numeric shows as</w:t>
+      </w:r>
+      <w:r>
+        <w:t xml:space="preserve"> </w:t>
+      </w:r>
+      <w:r>
+        <w:rPr>
+          <w:rStyle w:val="VerbatimChar"/>
+        </w:rPr>
+        <w:t xml:space="preserve">&lt;chr&gt;</w:t>
+      </w:r>
+      <w:r>
+        <w:t xml:space="preserve">, a stray letter or comma is hiding in your raw data. Find it before it causes silent errors downstream.</w:t>
+      </w:r>
+    </w:p>
+    <w:p>
+      <w:r>
+        <w:pict>
+          <v:rect style="width:0;height:1.5pt" o:hralign="center" o:hrstd="t" o:hr="t"/>
+        </w:pict>
+      </w:r>
+    </w:p>
+    <w:bookmarkEnd w:id="29"/>
+    <w:bookmarkStart w:id="35" w:name="fixing-common-import-problems"/>
+    <w:p>
+      <w:pPr>
+        <w:pStyle w:val="Heading1"/>
+      </w:pPr>
+      <w:r>
+        <w:t xml:space="preserve">5 · Fixing Common Import Problems</w:t>
+      </w:r>
+    </w:p>
+    <w:bookmarkStart w:id="30" w:name="a-numeric-column-read-as-character"/>
+    <w:p>
+      <w:pPr>
+        <w:pStyle w:val="Heading3"/>
+      </w:pPr>
+      <w:r>
+        <w:t xml:space="preserve">A numeric column read as character</w:t>
+      </w:r>
+    </w:p>
+    <w:p>
+      <w:pPr>
+        <w:pStyle w:val="FirstParagraph"/>
+      </w:pPr>
+      <w:r>
+        <w:t xml:space="preserve">This happens when even one cell in the column contains a letter, a comma used as a thousand-separator, or a unit like</w:t>
+      </w:r>
+      <w:r>
+        <w:t xml:space="preserve"> </w:t>
+      </w:r>
+      <w:r>
+        <w:rPr>
+          <w:rStyle w:val="VerbatimChar"/>
+        </w:rPr>
+        <w:t xml:space="preserve">"4.2 g"</w:t>
+      </w:r>
+      <w:r>
+        <w:t xml:space="preserve">:</w:t>
+      </w:r>
+    </w:p>
+    <w:p>
+      <w:pPr>
+        <w:pStyle w:val="SourceCode"/>
+      </w:pPr>
+      <w:r>
+        <w:rPr>
+          <w:rStyle w:val="NormalTok"/>
+        </w:rPr>
+        <w:t xml:space="preserve">my_data </w:t>
+      </w:r>
+      <w:r>
+        <w:rPr>
+          <w:rStyle w:val="OtherTok"/>
+        </w:rPr>
+        <w:t xml:space="preserve">&lt;-</w:t>
+      </w:r>
+      <w:r>
+        <w:rPr>
+          <w:rStyle w:val="NormalTok"/>
+        </w:rPr>
+        <w:t xml:space="preserve"> my_data </w:t>
+      </w:r>
+      <w:r>
+        <w:rPr>
+          <w:rStyle w:val="SpecialCharTok"/>
+        </w:rPr>
+        <w:t xml:space="preserve">|&gt;</w:t>
+      </w:r>
+      <w:r>
+        <w:br/>
+      </w:r>
+      <w:r>
+        <w:rPr>
+          <w:rStyle w:val="NormalTok"/>
+        </w:rPr>
+        <w:t xml:space="preserve">  </w:t>
+      </w:r>
+      <w:r>
+        <w:rPr>
+          <w:rStyle w:val="FunctionTok"/>
+        </w:rPr>
+        <w:t xml:space="preserve">mutate</w:t>
+      </w:r>
+      <w:r>
+        <w:rPr>
+          <w:rStyle w:val="NormalTok"/>
+        </w:rPr>
+        <w:t xml:space="preserve">(</w:t>
+      </w:r>
+      <w:r>
+        <w:rPr>
+          <w:rStyle w:val="AttributeTok"/>
+        </w:rPr>
+        <w:t xml:space="preserve">length_mm =</w:t>
+      </w:r>
+      <w:r>
+        <w:rPr>
+          <w:rStyle w:val="NormalTok"/>
+        </w:rPr>
+        <w:t xml:space="preserve"> </w:t>
+      </w:r>
+      <w:r>
+        <w:rPr>
+          <w:rStyle w:val="FunctionTok"/>
+        </w:rPr>
+        <w:t xml:space="preserve">as.numeric</w:t>
+      </w:r>
+      <w:r>
+        <w:rPr>
+          <w:rStyle w:val="NormalTok"/>
+        </w:rPr>
+        <w:t xml:space="preserve">(length_mm))</w:t>
+      </w:r>
+    </w:p>
+    <w:p>
+      <w:pPr>
+        <w:pStyle w:val="BlockText"/>
+      </w:pPr>
+      <w:r>
+        <w:t xml:space="preserve">⚠️</w:t>
+      </w:r>
+      <w:r>
+        <w:t xml:space="preserve"> </w:t>
+      </w:r>
+      <w:r>
+        <w:rPr>
+          <w:b/>
+          <w:bCs/>
+        </w:rPr>
+        <w:t xml:space="preserve">Watch out!</w:t>
+      </w:r>
+      <w:r>
+        <w:t xml:space="preserve"> </w:t>
+      </w:r>
+      <w:r>
+        <w:rPr>
+          <w:rStyle w:val="VerbatimChar"/>
+        </w:rPr>
+        <w:t xml:space="preserve">as.numeric()</w:t>
+      </w:r>
+      <w:r>
+        <w:t xml:space="preserve"> </w:t>
+      </w:r>
+      <w:r>
+        <w:t xml:space="preserve">silently converts any value it cannot parse to</w:t>
+      </w:r>
+      <w:r>
+        <w:t xml:space="preserve"> </w:t>
+      </w:r>
+      <w:r>
+        <w:rPr>
+          <w:rStyle w:val="VerbatimChar"/>
+        </w:rPr>
+        <w:t xml:space="preserve">NA</w:t>
+      </w:r>
+      <w:r>
+        <w:t xml:space="preserve"> </w:t>
+      </w:r>
+      <w:r>
+        <w:t xml:space="preserve">and prints a warning. Always check how many</w:t>
+      </w:r>
+      <w:r>
+        <w:t xml:space="preserve"> </w:t>
+      </w:r>
+      <w:r>
+        <w:rPr>
+          <w:rStyle w:val="VerbatimChar"/>
+        </w:rPr>
+        <w:t xml:space="preserve">NA</w:t>
+      </w:r>
+      <w:r>
+        <w:t xml:space="preserve">s appeared after the conversion — they tell you exactly which rows had non-numeric values.</w:t>
+      </w:r>
+    </w:p>
+    <w:bookmarkEnd w:id="30"/>
+    <w:bookmarkStart w:id="31" w:name="a-grouping-column-read-as-numeric"/>
+    <w:p>
+      <w:pPr>
+        <w:pStyle w:val="Heading3"/>
+      </w:pPr>
+      <w:r>
+        <w:t xml:space="preserve">A grouping column read as numeric</w:t>
+      </w:r>
+    </w:p>
+    <w:p>
+      <w:pPr>
+        <w:pStyle w:val="FirstParagraph"/>
+      </w:pPr>
+      <w:r>
+        <w:t xml:space="preserve">Common when sites or treatments are coded as numbers (1, 2, 3) but should be treated as categories:</w:t>
+      </w:r>
+    </w:p>
+    <w:p>
+      <w:pPr>
+        <w:pStyle w:val="SourceCode"/>
+      </w:pPr>
+      <w:r>
+        <w:rPr>
+          <w:rStyle w:val="NormalTok"/>
+        </w:rPr>
+        <w:t xml:space="preserve">my_data </w:t>
+      </w:r>
+      <w:r>
+        <w:rPr>
+          <w:rStyle w:val="OtherTok"/>
+        </w:rPr>
+        <w:t xml:space="preserve">&lt;-</w:t>
+      </w:r>
+      <w:r>
+        <w:rPr>
+          <w:rStyle w:val="NormalTok"/>
+        </w:rPr>
+        <w:t xml:space="preserve"> my_data </w:t>
+      </w:r>
+      <w:r>
+        <w:rPr>
+          <w:rStyle w:val="SpecialCharTok"/>
+        </w:rPr>
+        <w:t xml:space="preserve">|&gt;</w:t>
+      </w:r>
+      <w:r>
+        <w:br/>
+      </w:r>
+      <w:r>
+        <w:rPr>
+          <w:rStyle w:val="NormalTok"/>
+        </w:rPr>
+        <w:t xml:space="preserve">  </w:t>
+      </w:r>
+      <w:r>
+        <w:rPr>
+          <w:rStyle w:val="FunctionTok"/>
+        </w:rPr>
+        <w:t xml:space="preserve">mutate</w:t>
+      </w:r>
+      <w:r>
+        <w:rPr>
+          <w:rStyle w:val="NormalTok"/>
+        </w:rPr>
+        <w:t xml:space="preserve">(</w:t>
+      </w:r>
+      <w:r>
+        <w:rPr>
+          <w:rStyle w:val="AttributeTok"/>
+        </w:rPr>
+        <w:t xml:space="preserve">site =</w:t>
+      </w:r>
+      <w:r>
+        <w:rPr>
+          <w:rStyle w:val="NormalTok"/>
+        </w:rPr>
+        <w:t xml:space="preserve"> </w:t>
+      </w:r>
+      <w:r>
+        <w:rPr>
+          <w:rStyle w:val="FunctionTok"/>
+        </w:rPr>
+        <w:t xml:space="preserve">as.factor</w:t>
+      </w:r>
+      <w:r>
+        <w:rPr>
+          <w:rStyle w:val="NormalTok"/>
+        </w:rPr>
+        <w:t xml:space="preserve">(site))</w:t>
+      </w:r>
+    </w:p>
+    <w:bookmarkEnd w:id="31"/>
+    <w:bookmarkStart w:id="32" w:name="dates-read-as-character"/>
+    <w:p>
+      <w:pPr>
+        <w:pStyle w:val="Heading3"/>
+      </w:pPr>
+      <w:r>
+        <w:t xml:space="preserve">Dates read as character</w:t>
+      </w:r>
+    </w:p>
+    <w:p>
+      <w:pPr>
+        <w:pStyle w:val="SourceCode"/>
+      </w:pPr>
+      <w:r>
+        <w:rPr>
+          <w:rStyle w:val="NormalTok"/>
+        </w:rPr>
+        <w:t xml:space="preserve">my_data </w:t>
+      </w:r>
+      <w:r>
+        <w:rPr>
+          <w:rStyle w:val="OtherTok"/>
+        </w:rPr>
+        <w:t xml:space="preserve">&lt;-</w:t>
+      </w:r>
+      <w:r>
+        <w:rPr>
+          <w:rStyle w:val="NormalTok"/>
+        </w:rPr>
+        <w:t xml:space="preserve"> my_data </w:t>
+      </w:r>
+      <w:r>
+        <w:rPr>
+          <w:rStyle w:val="SpecialCharTok"/>
+        </w:rPr>
+        <w:t xml:space="preserve">|&gt;</w:t>
+      </w:r>
+      <w:r>
+        <w:br/>
+      </w:r>
+      <w:r>
+        <w:rPr>
+          <w:rStyle w:val="NormalTok"/>
+        </w:rPr>
+        <w:t xml:space="preserve">  </w:t>
+      </w:r>
+      <w:r>
+        <w:rPr>
+          <w:rStyle w:val="FunctionTok"/>
+        </w:rPr>
+        <w:t xml:space="preserve">mutate</w:t>
+      </w:r>
+      <w:r>
+        <w:rPr>
+          <w:rStyle w:val="NormalTok"/>
+        </w:rPr>
+        <w:t xml:space="preserve">(</w:t>
+      </w:r>
+      <w:r>
+        <w:rPr>
+          <w:rStyle w:val="AttributeTok"/>
+        </w:rPr>
+        <w:t xml:space="preserve">date =</w:t>
+      </w:r>
+      <w:r>
+        <w:rPr>
+          <w:rStyle w:val="NormalTok"/>
+        </w:rPr>
+        <w:t xml:space="preserve"> </w:t>
+      </w:r>
+      <w:r>
+        <w:rPr>
+          <w:rStyle w:val="FunctionTok"/>
+        </w:rPr>
+        <w:t xml:space="preserve">ymd</w:t>
+      </w:r>
+      <w:r>
+        <w:rPr>
+          <w:rStyle w:val="NormalTok"/>
+        </w:rPr>
+        <w:t xml:space="preserve">(date))    </w:t>
+      </w:r>
+      <w:r>
+        <w:rPr>
+          <w:rStyle w:val="CommentTok"/>
+        </w:rPr>
+        <w:t xml:space="preserve"># "2026-06-25"</w:t>
+      </w:r>
+      <w:r>
+        <w:br/>
+      </w:r>
+      <w:r>
+        <w:rPr>
+          <w:rStyle w:val="NormalTok"/>
+        </w:rPr>
+        <w:t xml:space="preserve">  </w:t>
+      </w:r>
+      <w:r>
+        <w:rPr>
+          <w:rStyle w:val="CommentTok"/>
+        </w:rPr>
+        <w:t xml:space="preserve"># mutate(date = mdy(date))  # "06/25/2026"</w:t>
+      </w:r>
+      <w:r>
+        <w:br/>
+      </w:r>
+      <w:r>
+        <w:rPr>
+          <w:rStyle w:val="NormalTok"/>
+        </w:rPr>
+        <w:t xml:space="preserve">  </w:t>
+      </w:r>
+      <w:r>
+        <w:rPr>
+          <w:rStyle w:val="CommentTok"/>
+        </w:rPr>
+        <w:t xml:space="preserve"># mutate(date = dmy(date))  # "25-06-2026"</w:t>
+      </w:r>
+    </w:p>
+    <w:bookmarkEnd w:id="32"/>
+    <w:bookmarkStart w:id="33" w:name="whitespace-in-character-columns"/>
+    <w:p>
+      <w:pPr>
+        <w:pStyle w:val="Heading3"/>
+      </w:pPr>
+      <w:r>
+        <w:t xml:space="preserve">Whitespace in character columns</w:t>
+      </w:r>
+    </w:p>
+    <w:p>
+      <w:pPr>
+        <w:pStyle w:val="FirstParagraph"/>
+      </w:pPr>
+      <w:r>
+        <w:rPr>
+          <w:rStyle w:val="VerbatimChar"/>
+        </w:rPr>
+        <w:t xml:space="preserve">"sunny "</w:t>
+      </w:r>
+      <w:r>
+        <w:t xml:space="preserve"> </w:t>
+      </w:r>
+      <w:r>
+        <w:t xml:space="preserve">and</w:t>
+      </w:r>
+      <w:r>
+        <w:t xml:space="preserve"> </w:t>
+      </w:r>
+      <w:r>
+        <w:rPr>
+          <w:rStyle w:val="VerbatimChar"/>
+        </w:rPr>
+        <w:t xml:space="preserve">"sunny"</w:t>
+      </w:r>
+      <w:r>
+        <w:t xml:space="preserve"> </w:t>
+      </w:r>
+      <w:r>
+        <w:t xml:space="preserve">are different strings to R. Trim trailing and leading spaces from all character columns at once:</w:t>
+      </w:r>
+    </w:p>
+    <w:p>
+      <w:pPr>
+        <w:pStyle w:val="SourceCode"/>
+      </w:pPr>
+      <w:r>
+        <w:rPr>
+          <w:rStyle w:val="NormalTok"/>
+        </w:rPr>
+        <w:t xml:space="preserve">my_data </w:t>
+      </w:r>
+      <w:r>
+        <w:rPr>
+          <w:rStyle w:val="OtherTok"/>
+        </w:rPr>
+        <w:t xml:space="preserve">&lt;-</w:t>
+      </w:r>
+      <w:r>
+        <w:rPr>
+          <w:rStyle w:val="NormalTok"/>
+        </w:rPr>
+        <w:t xml:space="preserve"> my_data </w:t>
+      </w:r>
+      <w:r>
+        <w:rPr>
+          <w:rStyle w:val="SpecialCharTok"/>
+        </w:rPr>
+        <w:t xml:space="preserve">|&gt;</w:t>
+      </w:r>
+      <w:r>
+        <w:br/>
+      </w:r>
+      <w:r>
+        <w:rPr>
+          <w:rStyle w:val="NormalTok"/>
+        </w:rPr>
+        <w:t xml:space="preserve">  </w:t>
+      </w:r>
+      <w:r>
+        <w:rPr>
+          <w:rStyle w:val="FunctionTok"/>
+        </w:rPr>
+        <w:t xml:space="preserve">mutate</w:t>
+      </w:r>
+      <w:r>
+        <w:rPr>
+          <w:rStyle w:val="NormalTok"/>
+        </w:rPr>
+        <w:t xml:space="preserve">(</w:t>
+      </w:r>
+      <w:r>
+        <w:rPr>
+          <w:rStyle w:val="FunctionTok"/>
+        </w:rPr>
+        <w:t xml:space="preserve">across</w:t>
+      </w:r>
+      <w:r>
+        <w:rPr>
+          <w:rStyle w:val="NormalTok"/>
+        </w:rPr>
+        <w:t xml:space="preserve">(</w:t>
+      </w:r>
+      <w:r>
+        <w:rPr>
+          <w:rStyle w:val="FunctionTok"/>
+        </w:rPr>
+        <w:t xml:space="preserve">where</w:t>
+      </w:r>
+      <w:r>
+        <w:rPr>
+          <w:rStyle w:val="NormalTok"/>
+        </w:rPr>
+        <w:t xml:space="preserve">(is.character), str_trim))</w:t>
+      </w:r>
+    </w:p>
+    <w:bookmarkEnd w:id="33"/>
+    <w:bookmarkStart w:id="34" w:name="inconsistent-capitalisation"/>
+    <w:p>
+      <w:pPr>
+        <w:pStyle w:val="Heading3"/>
+      </w:pPr>
+      <w:r>
+        <w:t xml:space="preserve">Inconsistent capitalisation</w:t>
+      </w:r>
+    </w:p>
+    <w:p>
+      <w:pPr>
+        <w:pStyle w:val="SourceCode"/>
+      </w:pPr>
+      <w:r>
+        <w:rPr>
+          <w:rStyle w:val="NormalTok"/>
+        </w:rPr>
+        <w:t xml:space="preserve">my_data </w:t>
+      </w:r>
+      <w:r>
+        <w:rPr>
+          <w:rStyle w:val="OtherTok"/>
+        </w:rPr>
+        <w:t xml:space="preserve">&lt;-</w:t>
+      </w:r>
+      <w:r>
+        <w:rPr>
+          <w:rStyle w:val="NormalTok"/>
+        </w:rPr>
+        <w:t xml:space="preserve"> my_data </w:t>
+      </w:r>
+      <w:r>
+        <w:rPr>
+          <w:rStyle w:val="SpecialCharTok"/>
+        </w:rPr>
+        <w:t xml:space="preserve">|&gt;</w:t>
+      </w:r>
+      <w:r>
+        <w:br/>
+      </w:r>
+      <w:r>
+        <w:rPr>
+          <w:rStyle w:val="NormalTok"/>
+        </w:rPr>
+        <w:t xml:space="preserve">  </w:t>
+      </w:r>
+      <w:r>
+        <w:rPr>
+          <w:rStyle w:val="FunctionTok"/>
+        </w:rPr>
+        <w:t xml:space="preserve">mutate</w:t>
+      </w:r>
+      <w:r>
+        <w:rPr>
+          <w:rStyle w:val="NormalTok"/>
+        </w:rPr>
+        <w:t xml:space="preserve">(</w:t>
+      </w:r>
+      <w:r>
+        <w:rPr>
+          <w:rStyle w:val="FunctionTok"/>
+        </w:rPr>
+        <w:t xml:space="preserve">across</w:t>
+      </w:r>
+      <w:r>
+        <w:rPr>
+          <w:rStyle w:val="NormalTok"/>
+        </w:rPr>
+        <w:t xml:space="preserve">(</w:t>
+      </w:r>
+      <w:r>
+        <w:rPr>
+          <w:rStyle w:val="FunctionTok"/>
+        </w:rPr>
+        <w:t xml:space="preserve">where</w:t>
+      </w:r>
+      <w:r>
+        <w:rPr>
+          <w:rStyle w:val="NormalTok"/>
+        </w:rPr>
+        <w:t xml:space="preserve">(is.character), str_to_lower))</w:t>
+      </w:r>
+    </w:p>
+    <w:p>
+      <w:r>
+        <w:pict>
+          <v:rect style="width:0;height:1.5pt" o:hralign="center" o:hrstd="t" o:hr="t"/>
+        </w:pict>
+      </w:r>
+    </w:p>
+    <w:bookmarkEnd w:id="34"/>
+    <w:bookmarkEnd w:id="35"/>
+    <w:bookmarkStart w:id="36" w:name="writing-csv-files"/>
+    <w:p>
+      <w:pPr>
+        <w:pStyle w:val="Heading1"/>
+      </w:pPr>
+      <w:r>
+        <w:t xml:space="preserve">6 · Writing CSV Files</w:t>
+      </w:r>
+    </w:p>
+    <w:p>
+      <w:pPr>
+        <w:pStyle w:val="FirstParagraph"/>
+      </w:pPr>
+      <w:r>
+        <w:t xml:space="preserve">Save a clean copy to</w:t>
+      </w:r>
+      <w:r>
+        <w:t xml:space="preserve"> </w:t>
+      </w:r>
+      <w:r>
+        <w:rPr>
+          <w:rStyle w:val="VerbatimChar"/>
+        </w:rPr>
+        <w:t xml:space="preserve">data_clean/</w:t>
+      </w:r>
+      <w:r>
+        <w:t xml:space="preserve"> </w:t>
+      </w:r>
+      <w:r>
+        <w:t xml:space="preserve">— never overwrite your</w:t>
+      </w:r>
+      <w:r>
+        <w:t xml:space="preserve"> </w:t>
+      </w:r>
+      <w:r>
+        <w:rPr>
+          <w:rStyle w:val="VerbatimChar"/>
+        </w:rPr>
+        <w:t xml:space="preserve">data_raw/</w:t>
+      </w:r>
+      <w:r>
+        <w:t xml:space="preserve"> </w:t>
+      </w:r>
+      <w:r>
+        <w:t xml:space="preserve">file.</w:t>
+      </w:r>
+    </w:p>
+    <w:p>
+      <w:pPr>
+        <w:pStyle w:val="SourceCode"/>
+      </w:pPr>
+      <w:r>
+        <w:rPr>
+          <w:rStyle w:val="FunctionTok"/>
+        </w:rPr>
+        <w:t xml:space="preserve">write_csv</w:t>
+      </w:r>
+      <w:r>
+        <w:rPr>
+          <w:rStyle w:val="NormalTok"/>
+        </w:rPr>
+        <w:t xml:space="preserve">(my_data, </w:t>
+      </w:r>
+      <w:r>
+        <w:rPr>
+          <w:rStyle w:val="StringTok"/>
+        </w:rPr>
+        <w:t xml:space="preserve">"data_clean/my_data_clean.csv"</w:t>
+      </w:r>
+      <w:r>
+        <w:rPr>
+          <w:rStyle w:val="NormalTok"/>
+        </w:rPr>
+        <w:t xml:space="preserve">)</w:t>
+      </w:r>
+    </w:p>
+    <w:p>
+      <w:pPr>
+        <w:pStyle w:val="BlockText"/>
+      </w:pPr>
+      <w:r>
+        <w:t xml:space="preserve">💡</w:t>
+      </w:r>
+      <w:r>
+        <w:t xml:space="preserve"> </w:t>
+      </w:r>
+      <w:r>
+        <w:rPr>
+          <w:b/>
+          <w:bCs/>
+        </w:rPr>
+        <w:t xml:space="preserve">Key idea:</w:t>
+      </w:r>
+      <w:r>
+        <w:t xml:space="preserve"> </w:t>
+      </w:r>
+      <w:r>
+        <w:rPr>
+          <w:rStyle w:val="VerbatimChar"/>
+        </w:rPr>
+        <w:t xml:space="preserve">write_csv()</w:t>
+      </w:r>
+      <w:r>
+        <w:t xml:space="preserve"> </w:t>
+      </w:r>
+      <w:r>
+        <w:t xml:space="preserve">never adds row numbers to the file (unlike base R’s</w:t>
+      </w:r>
+      <w:r>
+        <w:t xml:space="preserve"> </w:t>
+      </w:r>
+      <w:r>
+        <w:rPr>
+          <w:rStyle w:val="VerbatimChar"/>
+        </w:rPr>
+        <w:t xml:space="preserve">write.csv()</w:t>
+      </w:r>
+      <w:r>
+        <w:t xml:space="preserve">). Prefer it in every script.</w:t>
+      </w:r>
+    </w:p>
+    <w:p>
+      <w:pPr>
+        <w:pStyle w:val="FirstParagraph"/>
+      </w:pPr>
+      <w:r>
+        <w:t xml:space="preserve">To append new rows to an existing file without overwriting:</w:t>
+      </w:r>
+    </w:p>
+    <w:p>
+      <w:pPr>
+        <w:pStyle w:val="SourceCode"/>
+      </w:pPr>
+      <w:r>
+        <w:rPr>
+          <w:rStyle w:val="FunctionTok"/>
+        </w:rPr>
+        <w:t xml:space="preserve">write_csv</w:t>
+      </w:r>
+      <w:r>
+        <w:rPr>
+          <w:rStyle w:val="NormalTok"/>
+        </w:rPr>
+        <w:t xml:space="preserve">(new_rows, </w:t>
+      </w:r>
+      <w:r>
+        <w:rPr>
+          <w:rStyle w:val="StringTok"/>
+        </w:rPr>
+        <w:t xml:space="preserve">"data_clean/my_data_clean.csv"</w:t>
+      </w:r>
+      <w:r>
+        <w:rPr>
+          <w:rStyle w:val="NormalTok"/>
+        </w:rPr>
+        <w:t xml:space="preserve">, </w:t>
+      </w:r>
+      <w:r>
+        <w:rPr>
+          <w:rStyle w:val="AttributeTok"/>
+        </w:rPr>
+        <w:t xml:space="preserve">append =</w:t>
+      </w:r>
+      <w:r>
+        <w:rPr>
+          <w:rStyle w:val="NormalTok"/>
+        </w:rPr>
+        <w:t xml:space="preserve"> </w:t>
+      </w:r>
+      <w:r>
+        <w:rPr>
+          <w:rStyle w:val="ConstantTok"/>
+        </w:rPr>
+        <w:t xml:space="preserve">TRUE</w:t>
+      </w:r>
+      <w:r>
+        <w:rPr>
+          <w:rStyle w:val="NormalTok"/>
+        </w:rPr>
+        <w:t xml:space="preserve">)</w:t>
+      </w:r>
+    </w:p>
+    <w:p>
+      <w:r>
+        <w:pict>
+          <v:rect style="width:0;height:1.5pt" o:hralign="center" o:hrstd="t" o:hr="t"/>
+        </w:pict>
+      </w:r>
+    </w:p>
+    <w:bookmarkEnd w:id="36"/>
+    <w:bookmarkStart w:id="39" w:name="writing-excel-files"/>
+    <w:p>
+      <w:pPr>
+        <w:pStyle w:val="Heading1"/>
+      </w:pPr>
+      <w:r>
+        <w:t xml:space="preserve">7 · Writing Excel Files</w:t>
+      </w:r>
+    </w:p>
+    <w:p>
+      <w:pPr>
+        <w:pStyle w:val="FirstParagraph"/>
+      </w:pPr>
+      <w:r>
+        <w:rPr>
+          <w:rStyle w:val="VerbatimChar"/>
+        </w:rPr>
+        <w:t xml:space="preserve">writexl</w:t>
+      </w:r>
+      <w:r>
+        <w:t xml:space="preserve"> </w:t>
+      </w:r>
+      <w:r>
+        <w:t xml:space="preserve">writes</w:t>
+      </w:r>
+      <w:r>
+        <w:t xml:space="preserve"> </w:t>
+      </w:r>
+      <w:r>
+        <w:rPr>
+          <w:rStyle w:val="VerbatimChar"/>
+        </w:rPr>
+        <w:t xml:space="preserve">.xlsx</w:t>
+      </w:r>
+      <w:r>
+        <w:t xml:space="preserve"> </w:t>
+      </w:r>
+      <w:r>
+        <w:t xml:space="preserve">files without needing Excel or Java. It is lightweight and reliable.</w:t>
+      </w:r>
+    </w:p>
+    <w:bookmarkStart w:id="37" w:name="single-sheet"/>
+    <w:p>
+      <w:pPr>
+        <w:pStyle w:val="Heading3"/>
+      </w:pPr>
+      <w:r>
+        <w:t xml:space="preserve">Single sheet</w:t>
+      </w:r>
+    </w:p>
+    <w:p>
+      <w:pPr>
+        <w:pStyle w:val="SourceCode"/>
+      </w:pPr>
+      <w:r>
+        <w:rPr>
+          <w:rStyle w:val="FunctionTok"/>
+        </w:rPr>
+        <w:t xml:space="preserve">write_xlsx</w:t>
+      </w:r>
+      <w:r>
+        <w:rPr>
+          <w:rStyle w:val="NormalTok"/>
+        </w:rPr>
+        <w:t xml:space="preserve">(my_data, </w:t>
+      </w:r>
+      <w:r>
+        <w:rPr>
+          <w:rStyle w:val="StringTok"/>
+        </w:rPr>
+        <w:t xml:space="preserve">"data_clean/my_data_clean.xlsx"</w:t>
+      </w:r>
+      <w:r>
+        <w:rPr>
+          <w:rStyle w:val="NormalTok"/>
+        </w:rPr>
+        <w:t xml:space="preserve">)</w:t>
+      </w:r>
+    </w:p>
+    <w:bookmarkEnd w:id="37"/>
+    <w:bookmarkStart w:id="38" w:name="multiple-sheets-in-one-workbook"/>
+    <w:p>
+      <w:pPr>
+        <w:pStyle w:val="Heading3"/>
+      </w:pPr>
+      <w:r>
+        <w:t xml:space="preserve">Multiple sheets in one workbook</w:t>
+      </w:r>
+    </w:p>
+    <w:p>
+      <w:pPr>
+        <w:pStyle w:val="FirstParagraph"/>
+      </w:pPr>
+      <w:r>
+        <w:t xml:space="preserve">Pass a named list — each element becomes a sheet:</w:t>
+      </w:r>
+    </w:p>
+    <w:p>
+      <w:pPr>
+        <w:pStyle w:val="SourceCode"/>
+      </w:pPr>
+      <w:r>
+        <w:rPr>
+          <w:rStyle w:val="FunctionTok"/>
+        </w:rPr>
+        <w:t xml:space="preserve">write_xlsx</w:t>
+      </w:r>
+      <w:r>
+        <w:rPr>
+          <w:rStyle w:val="NormalTok"/>
+        </w:rPr>
+        <w:t xml:space="preserve">(</w:t>
+      </w:r>
+      <w:r>
+        <w:br/>
+      </w:r>
+      <w:r>
+        <w:rPr>
+          <w:rStyle w:val="NormalTok"/>
+        </w:rPr>
+        <w:t xml:space="preserve">  </w:t>
+      </w:r>
+      <w:r>
+        <w:rPr>
+          <w:rStyle w:val="FunctionTok"/>
+        </w:rPr>
+        <w:t xml:space="preserve">list</w:t>
+      </w:r>
+      <w:r>
+        <w:rPr>
+          <w:rStyle w:val="NormalTok"/>
+        </w:rPr>
+        <w:t xml:space="preserve">(</w:t>
+      </w:r>
+      <w:r>
+        <w:br/>
+      </w:r>
+      <w:r>
+        <w:rPr>
+          <w:rStyle w:val="NormalTok"/>
+        </w:rPr>
+        <w:t xml:space="preserve">    </w:t>
+      </w:r>
+      <w:r>
+        <w:rPr>
+          <w:rStyle w:val="StringTok"/>
+        </w:rPr>
+        <w:t xml:space="preserve">"Clean data"</w:t>
+      </w:r>
+      <w:r>
+        <w:rPr>
+          <w:rStyle w:val="NormalTok"/>
+        </w:rPr>
+        <w:t xml:space="preserve"> </w:t>
+      </w:r>
+      <w:r>
+        <w:rPr>
+          <w:rStyle w:val="OtherTok"/>
+        </w:rPr>
+        <w:t xml:space="preserve">=</w:t>
+      </w:r>
+      <w:r>
+        <w:rPr>
+          <w:rStyle w:val="NormalTok"/>
+        </w:rPr>
+        <w:t xml:space="preserve"> my_data,</w:t>
+      </w:r>
+      <w:r>
+        <w:br/>
+      </w:r>
+      <w:r>
+        <w:rPr>
+          <w:rStyle w:val="NormalTok"/>
+        </w:rPr>
+        <w:t xml:space="preserve">    </w:t>
+      </w:r>
+      <w:r>
+        <w:rPr>
+          <w:rStyle w:val="StringTok"/>
+        </w:rPr>
+        <w:t xml:space="preserve">"Summary"</w:t>
+      </w:r>
+      <w:r>
+        <w:rPr>
+          <w:rStyle w:val="NormalTok"/>
+        </w:rPr>
+        <w:t xml:space="preserve">    </w:t>
+      </w:r>
+      <w:r>
+        <w:rPr>
+          <w:rStyle w:val="OtherTok"/>
+        </w:rPr>
+        <w:t xml:space="preserve">=</w:t>
+      </w:r>
+      <w:r>
+        <w:rPr>
+          <w:rStyle w:val="NormalTok"/>
+        </w:rPr>
+        <w:t xml:space="preserve"> my_summary,</w:t>
+      </w:r>
+      <w:r>
+        <w:br/>
+      </w:r>
+      <w:r>
+        <w:rPr>
+          <w:rStyle w:val="NormalTok"/>
+        </w:rPr>
+        <w:t xml:space="preserve">    </w:t>
+      </w:r>
+      <w:r>
+        <w:rPr>
+          <w:rStyle w:val="StringTok"/>
+        </w:rPr>
+        <w:t xml:space="preserve">"Metadata"</w:t>
+      </w:r>
+      <w:r>
+        <w:rPr>
+          <w:rStyle w:val="NormalTok"/>
+        </w:rPr>
+        <w:t xml:space="preserve">   </w:t>
+      </w:r>
+      <w:r>
+        <w:rPr>
+          <w:rStyle w:val="OtherTok"/>
+        </w:rPr>
+        <w:t xml:space="preserve">=</w:t>
+      </w:r>
+      <w:r>
+        <w:rPr>
+          <w:rStyle w:val="NormalTok"/>
+        </w:rPr>
+        <w:t xml:space="preserve"> my_metadata</w:t>
+      </w:r>
+      <w:r>
+        <w:br/>
+      </w:r>
+      <w:r>
+        <w:rPr>
+          <w:rStyle w:val="NormalTok"/>
+        </w:rPr>
+        <w:t xml:space="preserve">  ),</w:t>
+      </w:r>
+      <w:r>
+        <w:br/>
+      </w:r>
+      <w:r>
+        <w:rPr>
+          <w:rStyle w:val="NormalTok"/>
+        </w:rPr>
+        <w:t xml:space="preserve">  </w:t>
+      </w:r>
+      <w:r>
+        <w:rPr>
+          <w:rStyle w:val="StringTok"/>
+        </w:rPr>
+        <w:t xml:space="preserve">"data_clean/my_data_package.xlsx"</w:t>
+      </w:r>
+      <w:r>
+        <w:br/>
+      </w:r>
+      <w:r>
+        <w:rPr>
+          <w:rStyle w:val="NormalTok"/>
+        </w:rPr>
+        <w:t xml:space="preserve">)</w:t>
+      </w:r>
+    </w:p>
+    <w:p>
+      <w:pPr>
+        <w:pStyle w:val="BlockText"/>
+      </w:pPr>
+      <w:r>
+        <w:t xml:space="preserve">💡</w:t>
+      </w:r>
+      <w:r>
+        <w:t xml:space="preserve"> </w:t>
+      </w:r>
+      <w:r>
+        <w:rPr>
+          <w:b/>
+          <w:bCs/>
+        </w:rPr>
+        <w:t xml:space="preserve">Coming from Excel?</w:t>
+      </w:r>
+      <w:r>
+        <w:t xml:space="preserve"> </w:t>
+      </w:r>
+      <w:r>
+        <w:t xml:space="preserve">This is the equivalent of saving a multi-tab workbook. Each named element in the list becomes one tab.</w:t>
+      </w:r>
+    </w:p>
+    <w:p>
+      <w:r>
+        <w:pict>
+          <v:rect style="width:0;height:1.5pt" o:hralign="center" o:hrstd="t" o:hr="t"/>
+        </w:pict>
+      </w:r>
+    </w:p>
+    <w:bookmarkEnd w:id="38"/>
+    <w:bookmarkEnd w:id="39"/>
+    <w:bookmarkStart w:id="40" w:name="complete-recommended-pipeline"/>
+    <w:p>
+      <w:pPr>
+        <w:pStyle w:val="Heading1"/>
+      </w:pPr>
+      <w:r>
+        <w:t xml:space="preserve">8 · Complete Recommended Pipeline</w:t>
+      </w:r>
+    </w:p>
+    <w:p>
+      <w:pPr>
+        <w:pStyle w:val="FirstParagraph"/>
+      </w:pPr>
+      <w:r>
+        <w:t xml:space="preserve">This is the pattern to use at the top of every analysis script — read, clean, check, save:</w:t>
+      </w:r>
+    </w:p>
+    <w:p>
+      <w:pPr>
+        <w:pStyle w:val="SourceCode"/>
+      </w:pPr>
+      <w:r>
+        <w:rPr>
+          <w:rStyle w:val="CommentTok"/>
+        </w:rPr>
+        <w:t xml:space="preserve"># ── Packages ──────────────────────────────────────────────────────────────────</w:t>
+      </w:r>
+      <w:r>
+        <w:br/>
+      </w:r>
+      <w:r>
+        <w:rPr>
+          <w:rStyle w:val="FunctionTok"/>
+        </w:rPr>
+        <w:t xml:space="preserve">library</w:t>
+      </w:r>
+      <w:r>
+        <w:rPr>
+          <w:rStyle w:val="NormalTok"/>
+        </w:rPr>
+        <w:t xml:space="preserve">(tidyverse)</w:t>
+      </w:r>
+      <w:r>
+        <w:br/>
+      </w:r>
+      <w:r>
+        <w:rPr>
+          <w:rStyle w:val="FunctionTok"/>
+        </w:rPr>
+        <w:t xml:space="preserve">library</w:t>
+      </w:r>
+      <w:r>
+        <w:rPr>
+          <w:rStyle w:val="NormalTok"/>
+        </w:rPr>
+        <w:t xml:space="preserve">(readxl)</w:t>
+      </w:r>
+      <w:r>
+        <w:br/>
+      </w:r>
+      <w:r>
+        <w:rPr>
+          <w:rStyle w:val="FunctionTok"/>
+        </w:rPr>
+        <w:t xml:space="preserve">library</w:t>
+      </w:r>
+      <w:r>
+        <w:rPr>
+          <w:rStyle w:val="NormalTok"/>
+        </w:rPr>
+        <w:t xml:space="preserve">(writexl)</w:t>
+      </w:r>
+      <w:r>
+        <w:br/>
+      </w:r>
+      <w:r>
+        <w:rPr>
+          <w:rStyle w:val="FunctionTok"/>
+        </w:rPr>
+        <w:t xml:space="preserve">library</w:t>
+      </w:r>
+      <w:r>
+        <w:rPr>
+          <w:rStyle w:val="NormalTok"/>
+        </w:rPr>
+        <w:t xml:space="preserve">(janitor)</w:t>
+      </w:r>
+      <w:r>
+        <w:br/>
+      </w:r>
+      <w:r>
+        <w:rPr>
+          <w:rStyle w:val="FunctionTok"/>
+        </w:rPr>
+        <w:t xml:space="preserve">library</w:t>
+      </w:r>
+      <w:r>
+        <w:rPr>
+          <w:rStyle w:val="NormalTok"/>
+        </w:rPr>
+        <w:t xml:space="preserve">(lubridate)</w:t>
+      </w:r>
+      <w:r>
+        <w:br/>
+      </w:r>
+      <w:r>
+        <w:br/>
+      </w:r>
+      <w:r>
+        <w:rPr>
+          <w:rStyle w:val="CommentTok"/>
+        </w:rPr>
+        <w:t xml:space="preserve"># ── Read and clean ─────────────────────────────────────────────────────────────</w:t>
+      </w:r>
+      <w:r>
+        <w:br/>
+      </w:r>
+      <w:r>
+        <w:rPr>
+          <w:rStyle w:val="NormalTok"/>
+        </w:rPr>
+        <w:t xml:space="preserve">my_data </w:t>
+      </w:r>
+      <w:r>
+        <w:rPr>
+          <w:rStyle w:val="OtherTok"/>
+        </w:rPr>
+        <w:t xml:space="preserve">&lt;-</w:t>
+      </w:r>
+      <w:r>
+        <w:rPr>
+          <w:rStyle w:val="NormalTok"/>
+        </w:rPr>
+        <w:t xml:space="preserve"> </w:t>
+      </w:r>
+      <w:r>
+        <w:rPr>
+          <w:rStyle w:val="FunctionTok"/>
+        </w:rPr>
+        <w:t xml:space="preserve">read_excel</w:t>
+      </w:r>
+      <w:r>
+        <w:rPr>
+          <w:rStyle w:val="NormalTok"/>
+        </w:rPr>
+        <w:t xml:space="preserve">(</w:t>
+      </w:r>
+      <w:r>
+        <w:rPr>
+          <w:rStyle w:val="StringTok"/>
+        </w:rPr>
+        <w:t xml:space="preserve">"data_raw/my_file.xlsx"</w:t>
+      </w:r>
+      <w:r>
+        <w:rPr>
+          <w:rStyle w:val="NormalTok"/>
+        </w:rPr>
+        <w:t xml:space="preserve">) </w:t>
+      </w:r>
+      <w:r>
+        <w:rPr>
+          <w:rStyle w:val="SpecialCharTok"/>
+        </w:rPr>
+        <w:t xml:space="preserve">|&gt;</w:t>
+      </w:r>
+      <w:r>
+        <w:br/>
+      </w:r>
+      <w:r>
+        <w:rPr>
+          <w:rStyle w:val="NormalTok"/>
+        </w:rPr>
+        <w:t xml:space="preserve">  </w:t>
+      </w:r>
+      <w:r>
+        <w:rPr>
+          <w:rStyle w:val="FunctionTok"/>
+        </w:rPr>
+        <w:t xml:space="preserve">clean_names</w:t>
+      </w:r>
+      <w:r>
+        <w:rPr>
+          <w:rStyle w:val="NormalTok"/>
+        </w:rPr>
+        <w:t xml:space="preserve">() </w:t>
+      </w:r>
+      <w:r>
+        <w:rPr>
+          <w:rStyle w:val="SpecialCharTok"/>
+        </w:rPr>
+        <w:t xml:space="preserve">|&gt;</w:t>
+      </w:r>
+      <w:r>
+        <w:br/>
+      </w:r>
+      <w:r>
+        <w:rPr>
+          <w:rStyle w:val="NormalTok"/>
+        </w:rPr>
+        <w:t xml:space="preserve">  </w:t>
+      </w:r>
+      <w:r>
+        <w:rPr>
+          <w:rStyle w:val="FunctionTok"/>
+        </w:rPr>
+        <w:t xml:space="preserve">remove_empty</w:t>
+      </w:r>
+      <w:r>
+        <w:rPr>
+          <w:rStyle w:val="NormalTok"/>
+        </w:rPr>
+        <w:t xml:space="preserve">(</w:t>
+      </w:r>
+      <w:r>
+        <w:rPr>
+          <w:rStyle w:val="AttributeTok"/>
+        </w:rPr>
+        <w:t xml:space="preserve">which =</w:t>
+      </w:r>
+      <w:r>
+        <w:rPr>
+          <w:rStyle w:val="NormalTok"/>
+        </w:rPr>
+        <w:t xml:space="preserve"> </w:t>
+      </w:r>
+      <w:r>
+        <w:rPr>
+          <w:rStyle w:val="FunctionTok"/>
+        </w:rPr>
+        <w:t xml:space="preserve">c</w:t>
+      </w:r>
+      <w:r>
+        <w:rPr>
+          <w:rStyle w:val="NormalTok"/>
+        </w:rPr>
+        <w:t xml:space="preserve">(</w:t>
+      </w:r>
+      <w:r>
+        <w:rPr>
+          <w:rStyle w:val="StringTok"/>
+        </w:rPr>
+        <w:t xml:space="preserve">"rows"</w:t>
+      </w:r>
+      <w:r>
+        <w:rPr>
+          <w:rStyle w:val="NormalTok"/>
+        </w:rPr>
+        <w:t xml:space="preserve">, </w:t>
+      </w:r>
+      <w:r>
+        <w:rPr>
+          <w:rStyle w:val="StringTok"/>
+        </w:rPr>
+        <w:t xml:space="preserve">"cols"</w:t>
+      </w:r>
+      <w:r>
+        <w:rPr>
+          <w:rStyle w:val="NormalTok"/>
+        </w:rPr>
+        <w:t xml:space="preserve">)) </w:t>
+      </w:r>
+      <w:r>
+        <w:rPr>
+          <w:rStyle w:val="SpecialCharTok"/>
+        </w:rPr>
+        <w:t xml:space="preserve">|&gt;</w:t>
+      </w:r>
+      <w:r>
+        <w:br/>
+      </w:r>
+      <w:r>
+        <w:rPr>
+          <w:rStyle w:val="NormalTok"/>
+        </w:rPr>
+        <w:t xml:space="preserve">  </w:t>
+      </w:r>
+      <w:r>
+        <w:rPr>
+          <w:rStyle w:val="FunctionTok"/>
+        </w:rPr>
+        <w:t xml:space="preserve">mutate</w:t>
+      </w:r>
+      <w:r>
+        <w:rPr>
+          <w:rStyle w:val="NormalTok"/>
+        </w:rPr>
+        <w:t xml:space="preserve">(</w:t>
+      </w:r>
+      <w:r>
+        <w:br/>
+      </w:r>
+      <w:r>
+        <w:rPr>
+          <w:rStyle w:val="NormalTok"/>
+        </w:rPr>
+        <w:t xml:space="preserve">    </w:t>
+      </w:r>
+      <w:r>
+        <w:rPr>
+          <w:rStyle w:val="AttributeTok"/>
+        </w:rPr>
+        <w:t xml:space="preserve">date      =</w:t>
+      </w:r>
+      <w:r>
+        <w:rPr>
+          <w:rStyle w:val="NormalTok"/>
+        </w:rPr>
+        <w:t xml:space="preserve"> </w:t>
+      </w:r>
+      <w:r>
+        <w:rPr>
+          <w:rStyle w:val="FunctionTok"/>
+        </w:rPr>
+        <w:t xml:space="preserve">ymd</w:t>
+      </w:r>
+      <w:r>
+        <w:rPr>
+          <w:rStyle w:val="NormalTok"/>
+        </w:rPr>
+        <w:t xml:space="preserve">(date),</w:t>
+      </w:r>
+      <w:r>
+        <w:br/>
+      </w:r>
+      <w:r>
+        <w:rPr>
+          <w:rStyle w:val="NormalTok"/>
+        </w:rPr>
+        <w:t xml:space="preserve">    </w:t>
+      </w:r>
+      <w:r>
+        <w:rPr>
+          <w:rStyle w:val="AttributeTok"/>
+        </w:rPr>
+        <w:t xml:space="preserve">site      =</w:t>
+      </w:r>
+      <w:r>
+        <w:rPr>
+          <w:rStyle w:val="NormalTok"/>
+        </w:rPr>
+        <w:t xml:space="preserve"> </w:t>
+      </w:r>
+      <w:r>
+        <w:rPr>
+          <w:rStyle w:val="FunctionTok"/>
+        </w:rPr>
+        <w:t xml:space="preserve">as.factor</w:t>
+      </w:r>
+      <w:r>
+        <w:rPr>
+          <w:rStyle w:val="NormalTok"/>
+        </w:rPr>
+        <w:t xml:space="preserve">(site),</w:t>
+      </w:r>
+      <w:r>
+        <w:br/>
+      </w:r>
+      <w:r>
+        <w:rPr>
+          <w:rStyle w:val="NormalTok"/>
+        </w:rPr>
+        <w:t xml:space="preserve">    </w:t>
+      </w:r>
+      <w:r>
+        <w:rPr>
+          <w:rStyle w:val="AttributeTok"/>
+        </w:rPr>
+        <w:t xml:space="preserve">length_mm =</w:t>
+      </w:r>
+      <w:r>
+        <w:rPr>
+          <w:rStyle w:val="NormalTok"/>
+        </w:rPr>
+        <w:t xml:space="preserve"> </w:t>
+      </w:r>
+      <w:r>
+        <w:rPr>
+          <w:rStyle w:val="FunctionTok"/>
+        </w:rPr>
+        <w:t xml:space="preserve">as.numeric</w:t>
+      </w:r>
+      <w:r>
+        <w:rPr>
+          <w:rStyle w:val="NormalTok"/>
+        </w:rPr>
+        <w:t xml:space="preserve">(length_mm),</w:t>
+      </w:r>
+      <w:r>
+        <w:br/>
+      </w:r>
+      <w:r>
+        <w:rPr>
+          <w:rStyle w:val="NormalTok"/>
+        </w:rPr>
+        <w:t xml:space="preserve">    </w:t>
+      </w:r>
+      <w:r>
+        <w:rPr>
+          <w:rStyle w:val="FunctionTok"/>
+        </w:rPr>
+        <w:t xml:space="preserve">across</w:t>
+      </w:r>
+      <w:r>
+        <w:rPr>
+          <w:rStyle w:val="NormalTok"/>
+        </w:rPr>
+        <w:t xml:space="preserve">(</w:t>
+      </w:r>
+      <w:r>
+        <w:rPr>
+          <w:rStyle w:val="FunctionTok"/>
+        </w:rPr>
+        <w:t xml:space="preserve">where</w:t>
+      </w:r>
+      <w:r>
+        <w:rPr>
+          <w:rStyle w:val="NormalTok"/>
+        </w:rPr>
+        <w:t xml:space="preserve">(is.character), str_trim)</w:t>
+      </w:r>
+      <w:r>
+        <w:br/>
+      </w:r>
+      <w:r>
+        <w:rPr>
+          <w:rStyle w:val="NormalTok"/>
+        </w:rPr>
+        <w:t xml:space="preserve">  )</w:t>
+      </w:r>
+      <w:r>
+        <w:br/>
+      </w:r>
+      <w:r>
+        <w:br/>
+      </w:r>
+      <w:r>
+        <w:rPr>
+          <w:rStyle w:val="CommentTok"/>
+        </w:rPr>
+        <w:t xml:space="preserve"># ── Always check before saving ─────────────────────────────────────────────────</w:t>
+      </w:r>
+      <w:r>
+        <w:br/>
+      </w:r>
+      <w:r>
+        <w:rPr>
+          <w:rStyle w:val="FunctionTok"/>
+        </w:rPr>
+        <w:t xml:space="preserve">glimpse</w:t>
+      </w:r>
+      <w:r>
+        <w:rPr>
+          <w:rStyle w:val="NormalTok"/>
+        </w:rPr>
+        <w:t xml:space="preserve">(my_data)</w:t>
+      </w:r>
+      <w:r>
+        <w:br/>
+      </w:r>
+      <w:r>
+        <w:rPr>
+          <w:rStyle w:val="NormalTok"/>
+        </w:rPr>
+        <w:t xml:space="preserve">my_data </w:t>
+      </w:r>
+      <w:r>
+        <w:rPr>
+          <w:rStyle w:val="SpecialCharTok"/>
+        </w:rPr>
+        <w:t xml:space="preserve">|&gt;</w:t>
+      </w:r>
+      <w:r>
+        <w:rPr>
+          <w:rStyle w:val="NormalTok"/>
+        </w:rPr>
+        <w:t xml:space="preserve"> </w:t>
+      </w:r>
+      <w:r>
+        <w:rPr>
+          <w:rStyle w:val="FunctionTok"/>
+        </w:rPr>
+        <w:t xml:space="preserve">tabyl</w:t>
+      </w:r>
+      <w:r>
+        <w:rPr>
+          <w:rStyle w:val="NormalTok"/>
+        </w:rPr>
+        <w:t xml:space="preserve">(site)</w:t>
+      </w:r>
+      <w:r>
+        <w:br/>
+      </w:r>
+      <w:r>
+        <w:br/>
+      </w:r>
+      <w:r>
+        <w:rPr>
+          <w:rStyle w:val="CommentTok"/>
+        </w:rPr>
+        <w:t xml:space="preserve"># ── Save clean copy ────────────────────────────────────────────────────────────</w:t>
+      </w:r>
+      <w:r>
+        <w:br/>
+      </w:r>
+      <w:r>
+        <w:rPr>
+          <w:rStyle w:val="FunctionTok"/>
+        </w:rPr>
+        <w:t xml:space="preserve">write_csv</w:t>
+      </w:r>
+      <w:r>
+        <w:rPr>
+          <w:rStyle w:val="NormalTok"/>
+        </w:rPr>
+        <w:t xml:space="preserve">(my_data, </w:t>
+      </w:r>
+      <w:r>
+        <w:rPr>
+          <w:rStyle w:val="StringTok"/>
+        </w:rPr>
+        <w:t xml:space="preserve">"data_clean/my_data_clean.csv"</w:t>
+      </w:r>
+      <w:r>
+        <w:rPr>
+          <w:rStyle w:val="NormalTok"/>
+        </w:rPr>
+        <w:t xml:space="preserve">)</w:t>
+      </w:r>
+    </w:p>
+    <w:p>
+      <w:pPr>
+        <w:pStyle w:val="BlockText"/>
+      </w:pPr>
+      <w:r>
+        <w:t xml:space="preserve">✅</w:t>
+      </w:r>
+      <w:r>
+        <w:t xml:space="preserve"> </w:t>
+      </w:r>
+      <w:r>
+        <w:rPr>
+          <w:b/>
+          <w:bCs/>
+        </w:rPr>
+        <w:t xml:space="preserve">Key idea:</w:t>
+      </w:r>
+      <w:r>
+        <w:t xml:space="preserve"> </w:t>
+      </w:r>
+      <w:r>
+        <w:t xml:space="preserve">Your project folder enforces discipline.</w:t>
+      </w:r>
+      <w:r>
+        <w:t xml:space="preserve"> </w:t>
+      </w:r>
+      <w:r>
+        <w:rPr>
+          <w:rStyle w:val="VerbatimChar"/>
+        </w:rPr>
+        <w:t xml:space="preserve">data_raw/</w:t>
+      </w:r>
+      <w:r>
+        <w:t xml:space="preserve"> </w:t>
+      </w:r>
+      <w:r>
+        <w:t xml:space="preserve">is read-only — you read from it and never write back to it.</w:t>
+      </w:r>
+      <w:r>
+        <w:t xml:space="preserve"> </w:t>
+      </w:r>
+      <w:r>
+        <w:rPr>
+          <w:rStyle w:val="VerbatimChar"/>
+        </w:rPr>
+        <w:t xml:space="preserve">data_clean/</w:t>
+      </w:r>
+      <w:r>
+        <w:t xml:space="preserve"> </w:t>
+      </w:r>
+      <w:r>
+        <w:t xml:space="preserve">holds the version your analysis scripts actually use. If something goes wrong you can always re-run the cleaning script from scratch.</w:t>
+      </w:r>
+    </w:p>
+    <w:p>
+      <w:pPr>
+        <w:pStyle w:val="FirstParagraph"/>
+      </w:pPr>
+      <w:r>
+        <w:t xml:space="preserve">Your project folder after running this pipeline:</w:t>
+      </w:r>
+    </w:p>
+    <w:p>
+      <w:pPr>
+        <w:pStyle w:val="SourceCode"/>
+      </w:pPr>
+      <w:r>
+        <w:rPr>
+          <w:rStyle w:val="VerbatimChar"/>
+        </w:rPr>
+        <w:t xml:space="preserve">my_project/</w:t>
+      </w:r>
+      <w:r>
+        <w:br/>
+      </w:r>
+      <w:r>
+        <w:rPr>
+          <w:rStyle w:val="VerbatimChar"/>
+        </w:rPr>
+        <w:t xml:space="preserve">├── data_raw/</w:t>
+      </w:r>
+      <w:r>
+        <w:br/>
+      </w:r>
+      <w:r>
+        <w:rPr>
+          <w:rStyle w:val="VerbatimChar"/>
+        </w:rPr>
+        <w:t xml:space="preserve">│   └── my_file.xlsx        &lt;- untouched original — never edit this</w:t>
+      </w:r>
+      <w:r>
+        <w:br/>
+      </w:r>
+      <w:r>
+        <w:rPr>
+          <w:rStyle w:val="VerbatimChar"/>
+        </w:rPr>
+        <w:t xml:space="preserve">├── scripts/</w:t>
+      </w:r>
+      <w:r>
+        <w:br/>
+      </w:r>
+      <w:r>
+        <w:rPr>
+          <w:rStyle w:val="VerbatimChar"/>
+        </w:rPr>
+        <w:t xml:space="preserve">│   └── 01_clean_data.R     &lt;- the script that produced the clean file</w:t>
+      </w:r>
+      <w:r>
+        <w:br/>
+      </w:r>
+      <w:r>
+        <w:rPr>
+          <w:rStyle w:val="VerbatimChar"/>
+        </w:rPr>
+        <w:t xml:space="preserve">├── figures/                &lt;- empty until your plotting script runs</w:t>
+      </w:r>
+      <w:r>
+        <w:br/>
+      </w:r>
+      <w:r>
+        <w:rPr>
+          <w:rStyle w:val="VerbatimChar"/>
+        </w:rPr>
+        <w:t xml:space="preserve">└── data_clean/</w:t>
+      </w:r>
+      <w:r>
+        <w:br/>
+      </w:r>
+      <w:r>
+        <w:rPr>
+          <w:rStyle w:val="VerbatimChar"/>
+        </w:rPr>
+        <w:t xml:space="preserve">    └── my_data_clean.csv   &lt;- what every other script reads from</w:t>
+      </w:r>
+    </w:p>
+    <w:p>
+      <w:r>
+        <w:pict>
+          <v:rect style="width:0;height:1.5pt" o:hralign="center" o:hrstd="t" o:hr="t"/>
+        </w:pict>
+      </w:r>
+    </w:p>
+    <w:bookmarkEnd w:id="40"/>
+    <w:bookmarkStart w:id="41" w:name="quick-reference"/>
+    <w:p>
+      <w:pPr>
+        <w:pStyle w:val="Heading1"/>
+      </w:pPr>
+      <w:r>
+        <w:t xml:space="preserve">Quick reference</w:t>
+      </w:r>
+    </w:p>
+    <w:tbl>
+      <w:tblPr>
+        <w:tblStyle w:val="Table"/>
+        <w:tblW w:type="pct" w:w="5000"/>
+        <w:tblLayout w:type="fixed"/>
+        <w:tblLook w:firstRow="1" w:lastRow="0" w:firstColumn="0" w:lastColumn="0" w:noHBand="0" w:noVBand="0" w:val="0020"/>
+      </w:tblPr>
+      <w:tblGrid>
+        <w:gridCol w:w="2640"/>
+        <w:gridCol w:w="2640"/>
+        <w:gridCol w:w="2640"/>
+      </w:tblGrid>
+      <w:tr>
+        <w:trPr>
+          <w:tblHeader w:val="on"/>
+        </w:trPr>
+        <w:tc>
+          <w:tcPr/>
+          <w:p>
+            <w:pPr>
+              <w:pStyle w:val="Compact"/>
+            </w:pPr>
+            <w:r>
+              <w:t xml:space="preserve">Task</w:t>
+            </w:r>
+          </w:p>
+        </w:tc>
+        <w:tc>
+          <w:tcPr/>
+          <w:p>
+            <w:pPr>
+              <w:pStyle w:val="Compact"/>
+            </w:pPr>
+            <w:r>
+              <w:t xml:space="preserve">Function</w:t>
+            </w:r>
+          </w:p>
+        </w:tc>
+        <w:tc>
+          <w:tcPr/>
+          <w:p>
+            <w:pPr>
+              <w:pStyle w:val="Compact"/>
+            </w:pPr>
+            <w:r>
+              <w:t xml:space="preserve">Package</w:t>
+            </w:r>
+          </w:p>
+        </w:tc>
+      </w:tr>
+      <w:tr>
+        <w:tc>
+          <w:tcPr/>
+          <w:p>
+            <w:pPr>
+              <w:pStyle w:val="Compact"/>
+            </w:pPr>
+            <w:r>
+              <w:t xml:space="preserve">Read CSV</w:t>
+            </w:r>
+          </w:p>
+        </w:tc>
+        <w:tc>
+          <w:tcPr/>
+          <w:p>
+            <w:pPr>
+              <w:pStyle w:val="Compact"/>
+            </w:pPr>
+            <w:r>
+              <w:rPr>
+                <w:rStyle w:val="VerbatimChar"/>
+              </w:rPr>
+              <w:t xml:space="preserve">read_csv("path/file.csv")</w:t>
+            </w:r>
+          </w:p>
+        </w:tc>
+        <w:tc>
+          <w:tcPr/>
+          <w:p>
+            <w:pPr>
+              <w:pStyle w:val="Compact"/>
+            </w:pPr>
+            <w:r>
+              <w:t xml:space="preserve">tidyverse</w:t>
+            </w:r>
+          </w:p>
+        </w:tc>
+      </w:tr>
+      <w:tr>
+        <w:tc>
+          <w:tcPr/>
+          <w:p>
+            <w:pPr>
+              <w:pStyle w:val="Compact"/>
+            </w:pPr>
+            <w:r>
+              <w:t xml:space="preserve">Read Excel</w:t>
+            </w:r>
+          </w:p>
+        </w:tc>
+        <w:tc>
+          <w:tcPr/>
+          <w:p>
+            <w:pPr>
+              <w:pStyle w:val="Compact"/>
+            </w:pPr>
+            <w:r>
+              <w:rPr>
+                <w:rStyle w:val="VerbatimChar"/>
+              </w:rPr>
+              <w:t xml:space="preserve">read_excel("path/file.xlsx")</w:t>
+            </w:r>
+          </w:p>
+        </w:tc>
+        <w:tc>
+          <w:tcPr/>
+          <w:p>
+            <w:pPr>
+              <w:pStyle w:val="Compact"/>
+            </w:pPr>
+            <w:r>
+              <w:t xml:space="preserve">readxl</w:t>
+            </w:r>
+          </w:p>
+        </w:tc>
+      </w:tr>
+      <w:tr>
+        <w:tc>
+          <w:tcPr/>
+          <w:p>
+            <w:pPr>
+              <w:pStyle w:val="Compact"/>
+            </w:pPr>
+            <w:r>
+              <w:t xml:space="preserve">List sheet names</w:t>
+            </w:r>
+          </w:p>
+        </w:tc>
+        <w:tc>
+          <w:tcPr/>
+          <w:p>
+            <w:pPr>
+              <w:pStyle w:val="Compact"/>
+            </w:pPr>
+            <w:r>
+              <w:rPr>
+                <w:rStyle w:val="VerbatimChar"/>
+              </w:rPr>
+              <w:t xml:space="preserve">excel_sheets("path/file.xlsx")</w:t>
+            </w:r>
+          </w:p>
+        </w:tc>
+        <w:tc>
+          <w:tcPr/>
+          <w:p>
+            <w:pPr>
+              <w:pStyle w:val="Compact"/>
+            </w:pPr>
+            <w:r>
+              <w:t xml:space="preserve">readxl</w:t>
+            </w:r>
+          </w:p>
+        </w:tc>
+      </w:tr>
+      <w:tr>
+        <w:tc>
+          <w:tcPr/>
+          <w:p>
+            <w:pPr>
+              <w:pStyle w:val="Compact"/>
+            </w:pPr>
+            <w:r>
+              <w:t xml:space="preserve">Clean column names</w:t>
+            </w:r>
+          </w:p>
+        </w:tc>
+        <w:tc>
+          <w:tcPr/>
+          <w:p>
+            <w:pPr>
+              <w:pStyle w:val="Compact"/>
+            </w:pPr>
+            <w:r>
+              <w:rPr>
+                <w:rStyle w:val="VerbatimChar"/>
+              </w:rPr>
+              <w:t xml:space="preserve">clean_names()</w:t>
+            </w:r>
+          </w:p>
+        </w:tc>
+        <w:tc>
+          <w:tcPr/>
+          <w:p>
+            <w:pPr>
+              <w:pStyle w:val="Compact"/>
+            </w:pPr>
+            <w:r>
+              <w:t xml:space="preserve">janitor</w:t>
+            </w:r>
+          </w:p>
+        </w:tc>
+      </w:tr>
+      <w:tr>
+        <w:tc>
+          <w:tcPr/>
+          <w:p>
+            <w:pPr>
+              <w:pStyle w:val="Compact"/>
+            </w:pPr>
+            <w:r>
+              <w:t xml:space="preserve">Drop empty rows/cols</w:t>
+            </w:r>
+          </w:p>
+        </w:tc>
+        <w:tc>
+          <w:tcPr/>
+          <w:p>
+            <w:pPr>
+              <w:pStyle w:val="Compact"/>
+            </w:pPr>
+            <w:r>
+              <w:rPr>
+                <w:rStyle w:val="VerbatimChar"/>
+              </w:rPr>
+              <w:t xml:space="preserve">remove_empty(which = c("rows","cols"))</w:t>
+            </w:r>
+          </w:p>
+        </w:tc>
+        <w:tc>
+          <w:tcPr/>
+          <w:p>
+            <w:pPr>
+              <w:pStyle w:val="Compact"/>
+            </w:pPr>
+            <w:r>
+              <w:t xml:space="preserve">janitor</w:t>
+            </w:r>
+          </w:p>
+        </w:tc>
+      </w:tr>
+      <w:tr>
+        <w:tc>
+          <w:tcPr/>
+          <w:p>
+            <w:pPr>
+              <w:pStyle w:val="Compact"/>
+            </w:pPr>
+            <w:r>
+              <w:t xml:space="preserve">Drop constant cols</w:t>
+            </w:r>
+          </w:p>
+        </w:tc>
+        <w:tc>
+          <w:tcPr/>
+          <w:p>
+            <w:pPr>
+              <w:pStyle w:val="Compact"/>
+            </w:pPr>
+            <w:r>
+              <w:rPr>
+                <w:rStyle w:val="VerbatimChar"/>
+              </w:rPr>
+              <w:t xml:space="preserve">remove_constant()</w:t>
+            </w:r>
+          </w:p>
+        </w:tc>
+        <w:tc>
+          <w:tcPr/>
+          <w:p>
+            <w:pPr>
+              <w:pStyle w:val="Compact"/>
+            </w:pPr>
+            <w:r>
+              <w:t xml:space="preserve">janitor</w:t>
+            </w:r>
+          </w:p>
+        </w:tc>
+      </w:tr>
+      <w:tr>
+        <w:tc>
+          <w:tcPr/>
+          <w:p>
+            <w:pPr>
+              <w:pStyle w:val="Compact"/>
+            </w:pPr>
+            <w:r>
+              <w:t xml:space="preserve">Frequency table</w:t>
+            </w:r>
+          </w:p>
+        </w:tc>
+        <w:tc>
+          <w:tcPr/>
+          <w:p>
+            <w:pPr>
+              <w:pStyle w:val="Compact"/>
+            </w:pPr>
+            <w:r>
+              <w:rPr>
+                <w:rStyle w:val="VerbatimChar"/>
+              </w:rPr>
+              <w:t xml:space="preserve">tabyl(column)</w:t>
+            </w:r>
+          </w:p>
+        </w:tc>
+        <w:tc>
+          <w:tcPr/>
+          <w:p>
+            <w:pPr>
+              <w:pStyle w:val="Compact"/>
+            </w:pPr>
+            <w:r>
+              <w:t xml:space="preserve">janitor</w:t>
+            </w:r>
+          </w:p>
+        </w:tc>
+      </w:tr>
+      <w:tr>
+        <w:tc>
+          <w:tcPr/>
+          <w:p>
+            <w:pPr>
+              <w:pStyle w:val="Compact"/>
+            </w:pPr>
+            <w:r>
+              <w:t xml:space="preserve">Inspect types</w:t>
+            </w:r>
+          </w:p>
+        </w:tc>
+        <w:tc>
+          <w:tcPr/>
+          <w:p>
+            <w:pPr>
+              <w:pStyle w:val="Compact"/>
+            </w:pPr>
+            <w:r>
+              <w:rPr>
+                <w:rStyle w:val="VerbatimChar"/>
+              </w:rPr>
+              <w:t xml:space="preserve">glimpse(df)</w:t>
+            </w:r>
+          </w:p>
+        </w:tc>
+        <w:tc>
+          <w:tcPr/>
+          <w:p>
+            <w:pPr>
+              <w:pStyle w:val="Compact"/>
+            </w:pPr>
+            <w:r>
+              <w:t xml:space="preserve">tidyverse</w:t>
+            </w:r>
+          </w:p>
+        </w:tc>
+      </w:tr>
+      <w:tr>
+        <w:tc>
+          <w:tcPr/>
+          <w:p>
+            <w:pPr>
+              <w:pStyle w:val="Compact"/>
+            </w:pPr>
+            <w:r>
+              <w:t xml:space="preserve">Full summary</w:t>
+            </w:r>
+          </w:p>
+        </w:tc>
+        <w:tc>
+          <w:tcPr/>
+          <w:p>
+            <w:pPr>
+              <w:pStyle w:val="Compact"/>
+            </w:pPr>
+            <w:r>
+              <w:rPr>
+                <w:rStyle w:val="VerbatimChar"/>
+              </w:rPr>
+              <w:t xml:space="preserve">skim(df)</w:t>
+            </w:r>
+          </w:p>
+        </w:tc>
+        <w:tc>
+          <w:tcPr/>
+          <w:p>
+            <w:pPr>
+              <w:pStyle w:val="Compact"/>
+            </w:pPr>
+            <w:r>
+              <w:t xml:space="preserve">skimr</w:t>
+            </w:r>
+          </w:p>
+        </w:tc>
+      </w:tr>
+      <w:tr>
+        <w:tc>
+          <w:tcPr/>
+          <w:p>
+            <w:pPr>
+              <w:pStyle w:val="Compact"/>
+            </w:pPr>
+            <w:r>
+              <w:t xml:space="preserve">Write CSV</w:t>
+            </w:r>
+          </w:p>
+        </w:tc>
+        <w:tc>
+          <w:tcPr/>
+          <w:p>
+            <w:pPr>
+              <w:pStyle w:val="Compact"/>
+            </w:pPr>
+            <w:r>
+              <w:rPr>
+                <w:rStyle w:val="VerbatimChar"/>
+              </w:rPr>
+              <w:t xml:space="preserve">write_csv(df, "path/file.csv")</w:t>
+            </w:r>
+          </w:p>
+        </w:tc>
+        <w:tc>
+          <w:tcPr/>
+          <w:p>
+            <w:pPr>
+              <w:pStyle w:val="Compact"/>
+            </w:pPr>
+            <w:r>
+              <w:t xml:space="preserve">tidyverse</w:t>
+            </w:r>
+          </w:p>
+        </w:tc>
+      </w:tr>
+      <w:tr>
+        <w:tc>
+          <w:tcPr/>
+          <w:p>
+            <w:pPr>
+              <w:pStyle w:val="Compact"/>
+            </w:pPr>
+            <w:r>
+              <w:t xml:space="preserve">Write Excel</w:t>
+            </w:r>
+          </w:p>
+        </w:tc>
+        <w:tc>
+          <w:tcPr/>
+          <w:p>
+            <w:pPr>
+              <w:pStyle w:val="Compact"/>
+            </w:pPr>
+            <w:r>
+              <w:rPr>
+                <w:rStyle w:val="VerbatimChar"/>
+              </w:rPr>
+              <w:t xml:space="preserve">write_xlsx(df, "path/file.xlsx")</w:t>
+            </w:r>
+          </w:p>
+        </w:tc>
+        <w:tc>
+          <w:tcPr/>
+          <w:p>
+            <w:pPr>
+              <w:pStyle w:val="Compact"/>
+            </w:pPr>
+            <w:r>
+              <w:t xml:space="preserve">writexl</w:t>
+            </w:r>
+          </w:p>
+        </w:tc>
+      </w:tr>
+      <w:tr>
+        <w:tc>
+          <w:tcPr/>
+          <w:p>
+            <w:pPr>
+              <w:pStyle w:val="Compact"/>
+            </w:pPr>
+            <w:r>
+              <w:t xml:space="preserve">Multi-sheet Excel</w:t>
+            </w:r>
+          </w:p>
+        </w:tc>
+        <w:tc>
+          <w:tcPr/>
+          <w:p>
+            <w:pPr>
+              <w:pStyle w:val="Compact"/>
+            </w:pPr>
+            <w:r>
+              <w:rPr>
+                <w:rStyle w:val="VerbatimChar"/>
+              </w:rPr>
+              <w:t xml:space="preserve">write_xlsx(list(...), "path/file.xlsx")</w:t>
+            </w:r>
+          </w:p>
+        </w:tc>
+        <w:tc>
+          <w:tcPr/>
+          <w:p>
+            <w:pPr>
+              <w:pStyle w:val="Compact"/>
+            </w:pPr>
+            <w:r>
+              <w:t xml:space="preserve">writexl</w:t>
+            </w:r>
+          </w:p>
+        </w:tc>
+      </w:tr>
+      <w:tr>
+        <w:tc>
+          <w:tcPr/>
+          <w:p>
+            <w:pPr>
+              <w:pStyle w:val="Compact"/>
+            </w:pPr>
+            <w:r>
+              <w:t xml:space="preserve">Parse dates</w:t>
+            </w:r>
+          </w:p>
+        </w:tc>
+        <w:tc>
+          <w:tcPr/>
+          <w:p>
+            <w:pPr>
+              <w:pStyle w:val="Compact"/>
+            </w:pPr>
+            <w:r>
+              <w:rPr>
+                <w:rStyle w:val="VerbatimChar"/>
+              </w:rPr>
+              <w:t xml:space="preserve">ymd()</w:t>
+            </w:r>
+            <w:r>
+              <w:t xml:space="preserve">,</w:t>
+            </w:r>
+            <w:r>
+              <w:t xml:space="preserve"> </w:t>
+            </w:r>
+            <w:r>
+              <w:rPr>
+                <w:rStyle w:val="VerbatimChar"/>
+              </w:rPr>
+              <w:t xml:space="preserve">mdy()</w:t>
+            </w:r>
+            <w:r>
+              <w:t xml:space="preserve">,</w:t>
+            </w:r>
+            <w:r>
+              <w:t xml:space="preserve"> </w:t>
+            </w:r>
+            <w:r>
+              <w:rPr>
+                <w:rStyle w:val="VerbatimChar"/>
+              </w:rPr>
+              <w:t xml:space="preserve">dmy()</w:t>
+            </w:r>
+          </w:p>
+        </w:tc>
+        <w:tc>
+          <w:tcPr/>
+          <w:p>
+            <w:pPr>
+              <w:pStyle w:val="Compact"/>
+            </w:pPr>
+            <w:r>
+              <w:t xml:space="preserve">lubridate</w:t>
+            </w:r>
+          </w:p>
+        </w:tc>
+      </w:tr>
+      <w:tr>
+        <w:tc>
+          <w:tcPr/>
+          <w:p>
+            <w:pPr>
+              <w:pStyle w:val="Compact"/>
+            </w:pPr>
+            <w:r>
+              <w:t xml:space="preserve">Fix character cols</w:t>
+            </w:r>
+          </w:p>
+        </w:tc>
+        <w:tc>
+          <w:tcPr/>
+          <w:p>
+            <w:pPr>
+              <w:pStyle w:val="Compact"/>
+            </w:pPr>
+            <w:r>
+              <w:rPr>
+                <w:rStyle w:val="VerbatimChar"/>
+              </w:rPr>
+              <w:t xml:space="preserve">mutate(across(where(is.character), str_trim))</w:t>
+            </w:r>
+          </w:p>
+        </w:tc>
+        <w:tc>
+          <w:tcPr/>
+          <w:p>
+            <w:pPr>
+              <w:pStyle w:val="Compact"/>
+            </w:pPr>
+            <w:r>
+              <w:t xml:space="preserve">tidyverse</w:t>
+            </w:r>
+          </w:p>
+        </w:tc>
+      </w:tr>
+    </w:tbl>
+    <w:p>
+      <w:r>
+        <w:pict>
+          <v:rect style="width:0;height:1.5pt" o:hralign="center" o:hrstd="t" o:hr="t"/>
+        </w:pict>
+      </w:r>
+    </w:p>
+    <w:p>
+      <w:pPr>
+        <w:pStyle w:val="FirstParagraph"/>
+      </w:pPr>
+      <w:r>
+        <w:rPr>
+          <w:i/>
+          <w:iCs/>
+        </w:rPr>
+        <w:t xml:space="preserve">End of Common Code 02 — Reading and Writing Files.</w:t>
+      </w:r>
+      <w:r>
+        <w:t xml:space="preserve"> </w:t>
+      </w:r>
+      <w:r>
+        <w:rPr>
+          <w:i/>
+          <w:iCs/>
+        </w:rPr>
+        <w:t xml:space="preserve">Next: Common Code 03 — ggplot.</w:t>
+      </w:r>
+    </w:p>
+    <w:bookmarkEnd w:id="41"/>
     <w:sectPr>
       <w:pgSz w:h="15840" w:w="12240"/>
       <w:pgMar w:bottom="1440" w:footer="720" w:gutter="0" w:header="720" w:left="1440" w:right="1440" w:top="1440"/>

--- a/docs/common_code/02_reading_writing/02_reading_writing.docx
+++ b/docs/common_code/02_reading_writing/02_reading_writing.docx
@@ -31,7 +31,7 @@
         <w:pStyle w:val="Date"/>
       </w:pPr>
       <w:r>
-        <w:t xml:space="preserve">2026-06-26</w:t>
+        <w:t xml:space="preserve">2026-06-27</w:t>
       </w:r>
     </w:p>
     <w:bookmarkStart w:id="12" w:name="reading-and-writing-files"/>

--- a/docs/common_code/02_reading_writing/02_reading_writing.docx
+++ b/docs/common_code/02_reading_writing/02_reading_writing.docx
@@ -31,7 +31,7 @@
         <w:pStyle w:val="Date"/>
       </w:pPr>
       <w:r>
-        <w:t xml:space="preserve">2026-06-28</w:t>
+        <w:t xml:space="preserve">2026-06-30</w:t>
       </w:r>
     </w:p>
     <w:bookmarkStart w:id="12" w:name="reading-and-writing-files"/>
